--- a/Opleverset_Project_5-6/Verslagen/Probleemomschrijving schip.docx
+++ b/Opleverset_Project_5-6/Verslagen/Probleemomschrijving schip.docx
@@ -1153,7 +1153,7 @@
         <w:rPr>
           <w:lang w:val="nl-NL"/>
         </w:rPr>
-        <w:t>drones</w:t>
+        <w:t>schepen</w:t>
       </w:r>
       <w:r>
         <w:rPr>
@@ -1615,7 +1615,27 @@
           <w:szCs w:val="28"/>
           <w:lang w:val="nl-NL"/>
         </w:rPr>
-        <w:t>Wat voor soort camera’s zijn het meest geschikt voor de detectie en afstandsbepaling van drones met gebruik van een micro-controller?</w:t>
+        <w:t xml:space="preserve">Wat voor soort camera’s zijn het meest geschikt voor de detectie en afstandsbepaling van </w:t>
+      </w:r>
+      <w:r>
+        <w:rPr>
+          <w:b/>
+          <w:bCs/>
+          <w:sz w:val="28"/>
+          <w:szCs w:val="28"/>
+          <w:lang w:val="nl-NL"/>
+        </w:rPr>
+        <w:t>schepen</w:t>
+      </w:r>
+      <w:r>
+        <w:rPr>
+          <w:b/>
+          <w:bCs/>
+          <w:sz w:val="28"/>
+          <w:szCs w:val="28"/>
+          <w:lang w:val="nl-NL"/>
+        </w:rPr>
+        <w:t xml:space="preserve"> met gebruik van een micro-controller?</w:t>
       </w:r>
       <w:r>
         <w:rPr>
@@ -2187,53 +2207,6 @@
     </w:p>
     <w:p>
       <w:pPr>
-        <w:pStyle w:val="ListParagraph"/>
-        <w:rPr>
-          <w:lang w:val="nl-NL"/>
-        </w:rPr>
-      </w:pPr>
-    </w:p>
-    <w:p>
-      <w:pPr>
-        <w:pStyle w:val="ListParagraph"/>
-        <w:rPr>
-          <w:lang w:val="nl-NL"/>
-        </w:rPr>
-      </w:pPr>
-    </w:p>
-    <w:p>
-      <w:pPr>
-        <w:pStyle w:val="ListParagraph"/>
-        <w:rPr>
-          <w:lang w:val="nl-NL"/>
-        </w:rPr>
-      </w:pPr>
-    </w:p>
-    <w:p>
-      <w:pPr>
-        <w:rPr>
-          <w:lang w:val="nl-NL"/>
-        </w:rPr>
-      </w:pPr>
-    </w:p>
-    <w:p>
-      <w:pPr>
-        <w:pStyle w:val="ListParagraph"/>
-        <w:rPr>
-          <w:lang w:val="nl-NL"/>
-        </w:rPr>
-      </w:pPr>
-    </w:p>
-    <w:p>
-      <w:pPr>
-        <w:pStyle w:val="ListParagraph"/>
-        <w:rPr>
-          <w:lang w:val="nl-NL"/>
-        </w:rPr>
-      </w:pPr>
-    </w:p>
-    <w:p>
-      <w:pPr>
         <w:pStyle w:val="Heading1"/>
         <w:rPr>
           <w:b/>
@@ -2246,7 +2219,6 @@
           <w:b/>
           <w:bCs/>
         </w:rPr>
-        <w:lastRenderedPageBreak/>
         <w:t>Changelog</w:t>
       </w:r>
       <w:bookmarkEnd w:id="5"/>
@@ -2352,6 +2324,25 @@
                 <w:lang w:val="nl-NL"/>
               </w:rPr>
               <w:t xml:space="preserve">Eerste versie </w:t>
+            </w:r>
+            <w:r>
+              <w:rPr>
+                <w:lang w:val="nl-NL"/>
+              </w:rPr>
+              <w:t>– Na mate van de verandering van de scope van het project is deze 2</w:t>
+            </w:r>
+            <w:r>
+              <w:rPr>
+                <w:vertAlign w:val="superscript"/>
+                <w:lang w:val="nl-NL"/>
+              </w:rPr>
+              <w:t>e</w:t>
+            </w:r>
+            <w:r>
+              <w:rPr>
+                <w:lang w:val="nl-NL"/>
+              </w:rPr>
+              <w:t xml:space="preserve"> versie van het verslag aangemaakt</w:t>
             </w:r>
           </w:p>
         </w:tc>

--- a/Opleverset_Project_5-6/Verslagen/Probleemomschrijving schip.docx
+++ b/Opleverset_Project_5-6/Verslagen/Probleemomschrijving schip.docx
@@ -136,6 +136,13 @@
     <w:p>
       <w:pPr>
         <w:rPr>
+          <w:lang w:val="nl-NL"/>
+        </w:rPr>
+      </w:pPr>
+    </w:p>
+    <w:p>
+      <w:pPr>
+        <w:rPr>
           <w:b/>
           <w:bCs/>
           <w:u w:val="single"/>
@@ -162,8 +169,16 @@
         <w:rPr>
           <w:lang w:val="nl-NL"/>
         </w:rPr>
-        <w:t>Dennis Zejnilovic</w:t>
-      </w:r>
+        <w:t xml:space="preserve">Dennis </w:t>
+      </w:r>
+      <w:proofErr w:type="spellStart"/>
+      <w:r>
+        <w:rPr>
+          <w:lang w:val="nl-NL"/>
+        </w:rPr>
+        <w:t>Zejnilovic</w:t>
+      </w:r>
+      <w:proofErr w:type="spellEnd"/>
       <w:r>
         <w:rPr>
           <w:lang w:val="nl-NL"/>
@@ -171,6 +186,48 @@
         <w:tab/>
         <w:t>1098617</w:t>
       </w:r>
+      <w:r>
+        <w:rPr>
+          <w:lang w:val="nl-NL"/>
+        </w:rPr>
+        <w:tab/>
+      </w:r>
+      <w:r>
+        <w:rPr>
+          <w:lang w:val="nl-NL"/>
+        </w:rPr>
+        <w:tab/>
+      </w:r>
+      <w:r>
+        <w:rPr>
+          <w:lang w:val="nl-NL"/>
+        </w:rPr>
+        <w:tab/>
+      </w:r>
+      <w:r>
+        <w:rPr>
+          <w:lang w:val="nl-NL"/>
+        </w:rPr>
+        <w:tab/>
+      </w:r>
+      <w:r>
+        <w:rPr>
+          <w:lang w:val="nl-NL"/>
+        </w:rPr>
+        <w:tab/>
+      </w:r>
+      <w:r>
+        <w:rPr>
+          <w:lang w:val="nl-NL"/>
+        </w:rPr>
+        <w:tab/>
+      </w:r>
+      <w:r>
+        <w:rPr>
+          <w:lang w:val="nl-NL"/>
+        </w:rPr>
+        <w:tab/>
+      </w:r>
     </w:p>
     <w:p>
       <w:pPr>
@@ -219,6 +276,9 @@
       </w:r>
     </w:p>
     <w:p>
+      <w:pPr>
+        <w:jc w:val="right"/>
+      </w:pPr>
       <w:proofErr w:type="spellStart"/>
       <w:r>
         <w:rPr>
@@ -240,6 +300,7 @@
     </w:p>
     <w:p>
       <w:pPr>
+        <w:jc w:val="right"/>
         <w:rPr>
           <w:lang w:val="nl-NL"/>
         </w:rPr>
@@ -261,6 +322,7 @@
     </w:p>
     <w:p>
       <w:pPr>
+        <w:jc w:val="right"/>
         <w:rPr>
           <w:lang w:val="nl-NL"/>
         </w:rPr>
@@ -271,50 +333,6 @@
         </w:rPr>
         <w:t>Wouter Bergmann Tiest</w:t>
       </w:r>
-      <w:r>
-        <w:rPr>
-          <w:lang w:val="nl-NL"/>
-        </w:rPr>
-        <w:tab/>
-      </w:r>
-      <w:r>
-        <w:rPr>
-          <w:lang w:val="nl-NL"/>
-        </w:rPr>
-        <w:tab/>
-      </w:r>
-      <w:r>
-        <w:rPr>
-          <w:lang w:val="nl-NL"/>
-        </w:rPr>
-        <w:tab/>
-      </w:r>
-      <w:r>
-        <w:rPr>
-          <w:lang w:val="nl-NL"/>
-        </w:rPr>
-        <w:tab/>
-      </w:r>
-      <w:r>
-        <w:rPr>
-          <w:lang w:val="nl-NL"/>
-        </w:rPr>
-        <w:tab/>
-      </w:r>
-      <w:r>
-        <w:rPr>
-          <w:lang w:val="nl-NL"/>
-        </w:rPr>
-        <w:tab/>
-      </w:r>
-    </w:p>
-    <w:p>
-      <w:pPr>
-        <w:jc w:val="center"/>
-        <w:rPr>
-          <w:lang w:val="nl-NL"/>
-        </w:rPr>
-      </w:pPr>
     </w:p>
     <w:p>
       <w:pPr>
@@ -381,7 +399,7 @@
       <w:sdtContent>
         <w:p>
           <w:pPr>
-            <w:pStyle w:val="TOCHeading"/>
+            <w:pStyle w:val="Kopvaninhoudsopgave"/>
           </w:pPr>
           <w:proofErr w:type="spellStart"/>
           <w:r>
@@ -391,7 +409,7 @@
         </w:p>
         <w:p>
           <w:pPr>
-            <w:pStyle w:val="TOC1"/>
+            <w:pStyle w:val="Inhopg1"/>
             <w:tabs>
               <w:tab w:val="right" w:leader="dot" w:pos="9350"/>
             </w:tabs>
@@ -476,7 +494,7 @@
         </w:p>
         <w:p>
           <w:pPr>
-            <w:pStyle w:val="TOC1"/>
+            <w:pStyle w:val="Inhopg1"/>
             <w:tabs>
               <w:tab w:val="right" w:leader="dot" w:pos="9350"/>
             </w:tabs>
@@ -545,7 +563,7 @@
         </w:p>
         <w:p>
           <w:pPr>
-            <w:pStyle w:val="TOC1"/>
+            <w:pStyle w:val="Inhopg1"/>
             <w:tabs>
               <w:tab w:val="right" w:leader="dot" w:pos="9350"/>
             </w:tabs>
@@ -614,7 +632,7 @@
         </w:p>
         <w:p>
           <w:pPr>
-            <w:pStyle w:val="TOC1"/>
+            <w:pStyle w:val="Inhopg1"/>
             <w:tabs>
               <w:tab w:val="right" w:leader="dot" w:pos="9350"/>
             </w:tabs>
@@ -683,7 +701,7 @@
         </w:p>
         <w:p>
           <w:pPr>
-            <w:pStyle w:val="TOC1"/>
+            <w:pStyle w:val="Inhopg1"/>
             <w:tabs>
               <w:tab w:val="right" w:leader="dot" w:pos="9350"/>
             </w:tabs>
@@ -752,7 +770,7 @@
         </w:p>
         <w:p>
           <w:pPr>
-            <w:pStyle w:val="TOC1"/>
+            <w:pStyle w:val="Inhopg1"/>
             <w:tabs>
               <w:tab w:val="right" w:leader="dot" w:pos="9350"/>
             </w:tabs>
@@ -942,7 +960,7 @@
     </w:p>
     <w:p>
       <w:pPr>
-        <w:pStyle w:val="Heading1"/>
+        <w:pStyle w:val="Kop1"/>
       </w:pPr>
       <w:bookmarkStart w:id="0" w:name="_Toc220413529"/>
     </w:p>
@@ -962,7 +980,7 @@
     </w:p>
     <w:p>
       <w:pPr>
-        <w:pStyle w:val="Heading1"/>
+        <w:pStyle w:val="Kop1"/>
         <w:rPr>
           <w:b/>
           <w:bCs/>
@@ -1049,7 +1067,7 @@
     </w:p>
     <w:p>
       <w:pPr>
-        <w:pStyle w:val="Heading1"/>
+        <w:pStyle w:val="Kop1"/>
         <w:rPr>
           <w:b/>
           <w:bCs/>
@@ -1182,7 +1200,7 @@
     </w:p>
     <w:p>
       <w:pPr>
-        <w:pStyle w:val="Heading1"/>
+        <w:pStyle w:val="Kop1"/>
         <w:rPr>
           <w:b/>
           <w:bCs/>
@@ -1382,7 +1400,7 @@
     </w:p>
     <w:p>
       <w:pPr>
-        <w:pStyle w:val="Heading1"/>
+        <w:pStyle w:val="Kop1"/>
         <w:rPr>
           <w:b/>
           <w:bCs/>
@@ -1581,7 +1599,7 @@
     </w:p>
     <w:p>
       <w:pPr>
-        <w:pStyle w:val="Heading1"/>
+        <w:pStyle w:val="Kop1"/>
         <w:rPr>
           <w:b/>
           <w:bCs/>
@@ -1648,7 +1666,7 @@
     </w:p>
     <w:p>
       <w:pPr>
-        <w:pStyle w:val="ListParagraph"/>
+        <w:pStyle w:val="Lijstalinea"/>
         <w:numPr>
           <w:ilvl w:val="0"/>
           <w:numId w:val="4"/>
@@ -1696,7 +1714,7 @@
     </w:p>
     <w:p>
       <w:pPr>
-        <w:pStyle w:val="ListParagraph"/>
+        <w:pStyle w:val="Lijstalinea"/>
         <w:numPr>
           <w:ilvl w:val="0"/>
           <w:numId w:val="3"/>
@@ -1762,7 +1780,7 @@
     </w:p>
     <w:p>
       <w:pPr>
-        <w:pStyle w:val="ListParagraph"/>
+        <w:pStyle w:val="Lijstalinea"/>
         <w:numPr>
           <w:ilvl w:val="0"/>
           <w:numId w:val="3"/>
@@ -1868,7 +1886,7 @@
     </w:p>
     <w:p>
       <w:pPr>
-        <w:pStyle w:val="ListParagraph"/>
+        <w:pStyle w:val="Lijstalinea"/>
         <w:numPr>
           <w:ilvl w:val="0"/>
           <w:numId w:val="3"/>
@@ -1955,7 +1973,7 @@
     </w:p>
     <w:p>
       <w:pPr>
-        <w:pStyle w:val="ListParagraph"/>
+        <w:pStyle w:val="Lijstalinea"/>
         <w:numPr>
           <w:ilvl w:val="0"/>
           <w:numId w:val="3"/>
@@ -2047,7 +2065,7 @@
     </w:p>
     <w:p>
       <w:pPr>
-        <w:pStyle w:val="ListParagraph"/>
+        <w:pStyle w:val="Lijstalinea"/>
         <w:numPr>
           <w:ilvl w:val="0"/>
           <w:numId w:val="3"/>
@@ -2103,111 +2121,111 @@
     </w:p>
     <w:p>
       <w:pPr>
-        <w:pStyle w:val="ListParagraph"/>
-        <w:rPr>
-          <w:lang w:val="nl-NL"/>
-        </w:rPr>
-      </w:pPr>
-    </w:p>
-    <w:p>
-      <w:pPr>
-        <w:pStyle w:val="ListParagraph"/>
-        <w:rPr>
-          <w:lang w:val="nl-NL"/>
-        </w:rPr>
-      </w:pPr>
-    </w:p>
-    <w:p>
-      <w:pPr>
-        <w:pStyle w:val="ListParagraph"/>
-        <w:rPr>
-          <w:lang w:val="nl-NL"/>
-        </w:rPr>
-      </w:pPr>
-    </w:p>
-    <w:p>
-      <w:pPr>
-        <w:pStyle w:val="ListParagraph"/>
-        <w:rPr>
-          <w:lang w:val="nl-NL"/>
-        </w:rPr>
-      </w:pPr>
-    </w:p>
-    <w:p>
-      <w:pPr>
-        <w:pStyle w:val="ListParagraph"/>
-        <w:rPr>
-          <w:lang w:val="nl-NL"/>
-        </w:rPr>
-      </w:pPr>
-    </w:p>
-    <w:p>
-      <w:pPr>
-        <w:pStyle w:val="ListParagraph"/>
-        <w:rPr>
-          <w:lang w:val="nl-NL"/>
-        </w:rPr>
-      </w:pPr>
-    </w:p>
-    <w:p>
-      <w:pPr>
-        <w:pStyle w:val="ListParagraph"/>
-        <w:rPr>
-          <w:lang w:val="nl-NL"/>
-        </w:rPr>
-      </w:pPr>
-    </w:p>
-    <w:p>
-      <w:pPr>
-        <w:pStyle w:val="ListParagraph"/>
-        <w:rPr>
-          <w:lang w:val="nl-NL"/>
-        </w:rPr>
-      </w:pPr>
-    </w:p>
-    <w:p>
-      <w:pPr>
-        <w:pStyle w:val="ListParagraph"/>
-        <w:rPr>
-          <w:lang w:val="nl-NL"/>
-        </w:rPr>
-      </w:pPr>
-    </w:p>
-    <w:p>
-      <w:pPr>
-        <w:pStyle w:val="ListParagraph"/>
-        <w:rPr>
-          <w:lang w:val="nl-NL"/>
-        </w:rPr>
-      </w:pPr>
-    </w:p>
-    <w:p>
-      <w:pPr>
-        <w:pStyle w:val="ListParagraph"/>
-        <w:rPr>
-          <w:lang w:val="nl-NL"/>
-        </w:rPr>
-      </w:pPr>
-    </w:p>
-    <w:p>
-      <w:pPr>
-        <w:pStyle w:val="ListParagraph"/>
-        <w:rPr>
-          <w:lang w:val="nl-NL"/>
-        </w:rPr>
-      </w:pPr>
-    </w:p>
-    <w:p>
-      <w:pPr>
-        <w:pStyle w:val="ListParagraph"/>
-        <w:rPr>
-          <w:lang w:val="nl-NL"/>
-        </w:rPr>
-      </w:pPr>
-    </w:p>
-    <w:p>
-      <w:pPr>
-        <w:pStyle w:val="Heading1"/>
+        <w:pStyle w:val="Lijstalinea"/>
+        <w:rPr>
+          <w:lang w:val="nl-NL"/>
+        </w:rPr>
+      </w:pPr>
+    </w:p>
+    <w:p>
+      <w:pPr>
+        <w:pStyle w:val="Lijstalinea"/>
+        <w:rPr>
+          <w:lang w:val="nl-NL"/>
+        </w:rPr>
+      </w:pPr>
+    </w:p>
+    <w:p>
+      <w:pPr>
+        <w:pStyle w:val="Lijstalinea"/>
+        <w:rPr>
+          <w:lang w:val="nl-NL"/>
+        </w:rPr>
+      </w:pPr>
+    </w:p>
+    <w:p>
+      <w:pPr>
+        <w:pStyle w:val="Lijstalinea"/>
+        <w:rPr>
+          <w:lang w:val="nl-NL"/>
+        </w:rPr>
+      </w:pPr>
+    </w:p>
+    <w:p>
+      <w:pPr>
+        <w:pStyle w:val="Lijstalinea"/>
+        <w:rPr>
+          <w:lang w:val="nl-NL"/>
+        </w:rPr>
+      </w:pPr>
+    </w:p>
+    <w:p>
+      <w:pPr>
+        <w:pStyle w:val="Lijstalinea"/>
+        <w:rPr>
+          <w:lang w:val="nl-NL"/>
+        </w:rPr>
+      </w:pPr>
+    </w:p>
+    <w:p>
+      <w:pPr>
+        <w:pStyle w:val="Lijstalinea"/>
+        <w:rPr>
+          <w:lang w:val="nl-NL"/>
+        </w:rPr>
+      </w:pPr>
+    </w:p>
+    <w:p>
+      <w:pPr>
+        <w:pStyle w:val="Lijstalinea"/>
+        <w:rPr>
+          <w:lang w:val="nl-NL"/>
+        </w:rPr>
+      </w:pPr>
+    </w:p>
+    <w:p>
+      <w:pPr>
+        <w:pStyle w:val="Lijstalinea"/>
+        <w:rPr>
+          <w:lang w:val="nl-NL"/>
+        </w:rPr>
+      </w:pPr>
+    </w:p>
+    <w:p>
+      <w:pPr>
+        <w:pStyle w:val="Lijstalinea"/>
+        <w:rPr>
+          <w:lang w:val="nl-NL"/>
+        </w:rPr>
+      </w:pPr>
+    </w:p>
+    <w:p>
+      <w:pPr>
+        <w:pStyle w:val="Lijstalinea"/>
+        <w:rPr>
+          <w:lang w:val="nl-NL"/>
+        </w:rPr>
+      </w:pPr>
+    </w:p>
+    <w:p>
+      <w:pPr>
+        <w:pStyle w:val="Lijstalinea"/>
+        <w:rPr>
+          <w:lang w:val="nl-NL"/>
+        </w:rPr>
+      </w:pPr>
+    </w:p>
+    <w:p>
+      <w:pPr>
+        <w:pStyle w:val="Lijstalinea"/>
+        <w:rPr>
+          <w:lang w:val="nl-NL"/>
+        </w:rPr>
+      </w:pPr>
+    </w:p>
+    <w:p>
+      <w:pPr>
+        <w:pStyle w:val="Kop1"/>
         <w:rPr>
           <w:b/>
           <w:bCs/>
@@ -2225,19 +2243,19 @@
     </w:p>
     <w:tbl>
       <w:tblPr>
-        <w:tblStyle w:val="TableGrid"/>
+        <w:tblStyle w:val="Tabelraster"/>
         <w:tblW w:w="0" w:type="auto"/>
         <w:tblLook w:val="04A0" w:firstRow="1" w:lastRow="0" w:firstColumn="1" w:lastColumn="0" w:noHBand="0" w:noVBand="1"/>
       </w:tblPr>
       <w:tblGrid>
-        <w:gridCol w:w="3116"/>
-        <w:gridCol w:w="3117"/>
-        <w:gridCol w:w="3117"/>
+        <w:gridCol w:w="852"/>
+        <w:gridCol w:w="7081"/>
+        <w:gridCol w:w="1417"/>
       </w:tblGrid>
       <w:tr>
         <w:tc>
           <w:tcPr>
-            <w:tcW w:w="3116" w:type="dxa"/>
+            <w:tcW w:w="852" w:type="dxa"/>
           </w:tcPr>
           <w:p>
             <w:pPr>
@@ -2255,7 +2273,7 @@
         </w:tc>
         <w:tc>
           <w:tcPr>
-            <w:tcW w:w="3117" w:type="dxa"/>
+            <w:tcW w:w="7081" w:type="dxa"/>
           </w:tcPr>
           <w:p>
             <w:pPr>
@@ -2273,7 +2291,7 @@
         </w:tc>
         <w:tc>
           <w:tcPr>
-            <w:tcW w:w="3117" w:type="dxa"/>
+            <w:tcW w:w="1417" w:type="dxa"/>
           </w:tcPr>
           <w:p>
             <w:pPr>
@@ -2293,7 +2311,7 @@
       <w:tr>
         <w:tc>
           <w:tcPr>
-            <w:tcW w:w="3116" w:type="dxa"/>
+            <w:tcW w:w="852" w:type="dxa"/>
           </w:tcPr>
           <w:p>
             <w:pPr>
@@ -2311,7 +2329,7 @@
         </w:tc>
         <w:tc>
           <w:tcPr>
-            <w:tcW w:w="3117" w:type="dxa"/>
+            <w:tcW w:w="7081" w:type="dxa"/>
           </w:tcPr>
           <w:p>
             <w:pPr>
@@ -2348,7 +2366,7 @@
         </w:tc>
         <w:tc>
           <w:tcPr>
-            <w:tcW w:w="3117" w:type="dxa"/>
+            <w:tcW w:w="1417" w:type="dxa"/>
           </w:tcPr>
           <w:p>
             <w:pPr>
@@ -2380,7 +2398,7 @@
       <w:tr>
         <w:tc>
           <w:tcPr>
-            <w:tcW w:w="3116" w:type="dxa"/>
+            <w:tcW w:w="852" w:type="dxa"/>
           </w:tcPr>
           <w:p>
             <w:pPr>
@@ -2398,7 +2416,7 @@
         </w:tc>
         <w:tc>
           <w:tcPr>
-            <w:tcW w:w="3117" w:type="dxa"/>
+            <w:tcW w:w="7081" w:type="dxa"/>
           </w:tcPr>
           <w:p>
             <w:pPr>
@@ -2416,7 +2434,7 @@
         </w:tc>
         <w:tc>
           <w:tcPr>
-            <w:tcW w:w="3117" w:type="dxa"/>
+            <w:tcW w:w="1417" w:type="dxa"/>
           </w:tcPr>
           <w:p>
             <w:pPr>
@@ -2495,7 +2513,7 @@
   <w:sdt>
     <w:sdtPr>
       <w:rPr>
-        <w:rStyle w:val="PageNumber"/>
+        <w:rStyle w:val="Paginanummer"/>
       </w:rPr>
       <w:id w:val="591588536"/>
       <w:docPartObj>
@@ -2506,33 +2524,33 @@
     <w:sdtContent>
       <w:p>
         <w:pPr>
-          <w:pStyle w:val="Footer"/>
+          <w:pStyle w:val="Voettekst"/>
           <w:framePr w:wrap="none" w:vAnchor="text" w:hAnchor="margin" w:xAlign="right" w:y="1"/>
           <w:rPr>
-            <w:rStyle w:val="PageNumber"/>
+            <w:rStyle w:val="Paginanummer"/>
           </w:rPr>
         </w:pPr>
         <w:r>
           <w:rPr>
-            <w:rStyle w:val="PageNumber"/>
+            <w:rStyle w:val="Paginanummer"/>
           </w:rPr>
           <w:fldChar w:fldCharType="begin"/>
         </w:r>
         <w:r>
           <w:rPr>
-            <w:rStyle w:val="PageNumber"/>
+            <w:rStyle w:val="Paginanummer"/>
           </w:rPr>
           <w:instrText xml:space="preserve"> PAGE </w:instrText>
         </w:r>
         <w:r>
           <w:rPr>
-            <w:rStyle w:val="PageNumber"/>
+            <w:rStyle w:val="Paginanummer"/>
           </w:rPr>
           <w:fldChar w:fldCharType="separate"/>
         </w:r>
         <w:r>
           <w:rPr>
-            <w:rStyle w:val="PageNumber"/>
+            <w:rStyle w:val="Paginanummer"/>
           </w:rPr>
           <w:fldChar w:fldCharType="end"/>
         </w:r>
@@ -2541,7 +2559,7 @@
   </w:sdt>
   <w:p>
     <w:pPr>
-      <w:pStyle w:val="Footer"/>
+      <w:pStyle w:val="Voettekst"/>
       <w:ind w:right="360"/>
     </w:pPr>
   </w:p>
@@ -2553,7 +2571,7 @@
   <w:sdt>
     <w:sdtPr>
       <w:rPr>
-        <w:rStyle w:val="PageNumber"/>
+        <w:rStyle w:val="Paginanummer"/>
       </w:rPr>
       <w:id w:val="-1041199843"/>
       <w:docPartObj>
@@ -2564,40 +2582,40 @@
     <w:sdtContent>
       <w:p>
         <w:pPr>
-          <w:pStyle w:val="Footer"/>
+          <w:pStyle w:val="Voettekst"/>
           <w:framePr w:wrap="none" w:vAnchor="text" w:hAnchor="margin" w:xAlign="right" w:y="1"/>
           <w:rPr>
-            <w:rStyle w:val="PageNumber"/>
+            <w:rStyle w:val="Paginanummer"/>
           </w:rPr>
         </w:pPr>
         <w:r>
           <w:rPr>
-            <w:rStyle w:val="PageNumber"/>
+            <w:rStyle w:val="Paginanummer"/>
           </w:rPr>
           <w:fldChar w:fldCharType="begin"/>
         </w:r>
         <w:r>
           <w:rPr>
-            <w:rStyle w:val="PageNumber"/>
+            <w:rStyle w:val="Paginanummer"/>
           </w:rPr>
           <w:instrText xml:space="preserve"> PAGE </w:instrText>
         </w:r>
         <w:r>
           <w:rPr>
-            <w:rStyle w:val="PageNumber"/>
+            <w:rStyle w:val="Paginanummer"/>
           </w:rPr>
           <w:fldChar w:fldCharType="separate"/>
         </w:r>
         <w:r>
           <w:rPr>
-            <w:rStyle w:val="PageNumber"/>
+            <w:rStyle w:val="Paginanummer"/>
             <w:noProof/>
           </w:rPr>
           <w:t>1</w:t>
         </w:r>
         <w:r>
           <w:rPr>
-            <w:rStyle w:val="PageNumber"/>
+            <w:rStyle w:val="Paginanummer"/>
           </w:rPr>
           <w:fldChar w:fldCharType="end"/>
         </w:r>
@@ -2606,7 +2624,7 @@
   </w:sdt>
   <w:p>
     <w:pPr>
-      <w:pStyle w:val="Footer"/>
+      <w:pStyle w:val="Voettekst"/>
       <w:ind w:right="360"/>
     </w:pPr>
   </w:p>
@@ -3480,15 +3498,15 @@
     <w:lsdException w:name="Unresolved Mention" w:semiHidden="1" w:unhideWhenUsed="1"/>
     <w:lsdException w:name="Smart Link" w:semiHidden="1" w:unhideWhenUsed="1"/>
   </w:latentStyles>
-  <w:style w:type="paragraph" w:default="1" w:styleId="Normal">
+  <w:style w:type="paragraph" w:default="1" w:styleId="Standaard">
     <w:name w:val="Normal"/>
     <w:qFormat/>
   </w:style>
-  <w:style w:type="paragraph" w:styleId="Heading1">
+  <w:style w:type="paragraph" w:styleId="Kop1">
     <w:name w:val="heading 1"/>
-    <w:basedOn w:val="Normal"/>
-    <w:next w:val="Normal"/>
-    <w:link w:val="Heading1Char"/>
+    <w:basedOn w:val="Standaard"/>
+    <w:next w:val="Standaard"/>
+    <w:link w:val="Kop1Char"/>
     <w:uiPriority w:val="9"/>
     <w:qFormat/>
     <w:rsid w:val="008164C1"/>
@@ -3505,11 +3523,11 @@
       <w:szCs w:val="40"/>
     </w:rPr>
   </w:style>
-  <w:style w:type="paragraph" w:styleId="Heading2">
+  <w:style w:type="paragraph" w:styleId="Kop2">
     <w:name w:val="heading 2"/>
-    <w:basedOn w:val="Normal"/>
-    <w:next w:val="Normal"/>
-    <w:link w:val="Heading2Char"/>
+    <w:basedOn w:val="Standaard"/>
+    <w:next w:val="Standaard"/>
+    <w:link w:val="Kop2Char"/>
     <w:uiPriority w:val="9"/>
     <w:semiHidden/>
     <w:unhideWhenUsed/>
@@ -3528,11 +3546,11 @@
       <w:szCs w:val="32"/>
     </w:rPr>
   </w:style>
-  <w:style w:type="paragraph" w:styleId="Heading3">
+  <w:style w:type="paragraph" w:styleId="Kop3">
     <w:name w:val="heading 3"/>
-    <w:basedOn w:val="Normal"/>
-    <w:next w:val="Normal"/>
-    <w:link w:val="Heading3Char"/>
+    <w:basedOn w:val="Standaard"/>
+    <w:next w:val="Standaard"/>
+    <w:link w:val="Kop3Char"/>
     <w:uiPriority w:val="9"/>
     <w:semiHidden/>
     <w:unhideWhenUsed/>
@@ -3551,11 +3569,11 @@
       <w:szCs w:val="28"/>
     </w:rPr>
   </w:style>
-  <w:style w:type="paragraph" w:styleId="Heading4">
+  <w:style w:type="paragraph" w:styleId="Kop4">
     <w:name w:val="heading 4"/>
-    <w:basedOn w:val="Normal"/>
-    <w:next w:val="Normal"/>
-    <w:link w:val="Heading4Char"/>
+    <w:basedOn w:val="Standaard"/>
+    <w:next w:val="Standaard"/>
+    <w:link w:val="Kop4Char"/>
     <w:uiPriority w:val="9"/>
     <w:semiHidden/>
     <w:unhideWhenUsed/>
@@ -3574,11 +3592,11 @@
       <w:color w:val="0F4761" w:themeColor="accent1" w:themeShade="BF"/>
     </w:rPr>
   </w:style>
-  <w:style w:type="paragraph" w:styleId="Heading5">
+  <w:style w:type="paragraph" w:styleId="Kop5">
     <w:name w:val="heading 5"/>
-    <w:basedOn w:val="Normal"/>
-    <w:next w:val="Normal"/>
-    <w:link w:val="Heading5Char"/>
+    <w:basedOn w:val="Standaard"/>
+    <w:next w:val="Standaard"/>
+    <w:link w:val="Kop5Char"/>
     <w:uiPriority w:val="9"/>
     <w:semiHidden/>
     <w:unhideWhenUsed/>
@@ -3595,11 +3613,11 @@
       <w:color w:val="0F4761" w:themeColor="accent1" w:themeShade="BF"/>
     </w:rPr>
   </w:style>
-  <w:style w:type="paragraph" w:styleId="Heading6">
+  <w:style w:type="paragraph" w:styleId="Kop6">
     <w:name w:val="heading 6"/>
-    <w:basedOn w:val="Normal"/>
-    <w:next w:val="Normal"/>
-    <w:link w:val="Heading6Char"/>
+    <w:basedOn w:val="Standaard"/>
+    <w:next w:val="Standaard"/>
+    <w:link w:val="Kop6Char"/>
     <w:uiPriority w:val="9"/>
     <w:semiHidden/>
     <w:unhideWhenUsed/>
@@ -3618,11 +3636,11 @@
       <w:color w:val="595959" w:themeColor="text1" w:themeTint="A6"/>
     </w:rPr>
   </w:style>
-  <w:style w:type="paragraph" w:styleId="Heading7">
+  <w:style w:type="paragraph" w:styleId="Kop7">
     <w:name w:val="heading 7"/>
-    <w:basedOn w:val="Normal"/>
-    <w:next w:val="Normal"/>
-    <w:link w:val="Heading7Char"/>
+    <w:basedOn w:val="Standaard"/>
+    <w:next w:val="Standaard"/>
+    <w:link w:val="Kop7Char"/>
     <w:uiPriority w:val="9"/>
     <w:semiHidden/>
     <w:unhideWhenUsed/>
@@ -3639,11 +3657,11 @@
       <w:color w:val="595959" w:themeColor="text1" w:themeTint="A6"/>
     </w:rPr>
   </w:style>
-  <w:style w:type="paragraph" w:styleId="Heading8">
+  <w:style w:type="paragraph" w:styleId="Kop8">
     <w:name w:val="heading 8"/>
-    <w:basedOn w:val="Normal"/>
-    <w:next w:val="Normal"/>
-    <w:link w:val="Heading8Char"/>
+    <w:basedOn w:val="Standaard"/>
+    <w:next w:val="Standaard"/>
+    <w:link w:val="Kop8Char"/>
     <w:uiPriority w:val="9"/>
     <w:semiHidden/>
     <w:unhideWhenUsed/>
@@ -3662,11 +3680,11 @@
       <w:color w:val="272727" w:themeColor="text1" w:themeTint="D8"/>
     </w:rPr>
   </w:style>
-  <w:style w:type="paragraph" w:styleId="Heading9">
+  <w:style w:type="paragraph" w:styleId="Kop9">
     <w:name w:val="heading 9"/>
-    <w:basedOn w:val="Normal"/>
-    <w:next w:val="Normal"/>
-    <w:link w:val="Heading9Char"/>
+    <w:basedOn w:val="Standaard"/>
+    <w:next w:val="Standaard"/>
+    <w:link w:val="Kop9Char"/>
     <w:uiPriority w:val="9"/>
     <w:semiHidden/>
     <w:unhideWhenUsed/>
@@ -3683,13 +3701,13 @@
       <w:color w:val="272727" w:themeColor="text1" w:themeTint="D8"/>
     </w:rPr>
   </w:style>
-  <w:style w:type="character" w:default="1" w:styleId="DefaultParagraphFont">
+  <w:style w:type="character" w:default="1" w:styleId="Standaardalinea-lettertype">
     <w:name w:val="Default Paragraph Font"/>
     <w:uiPriority w:val="1"/>
     <w:semiHidden/>
     <w:unhideWhenUsed/>
   </w:style>
-  <w:style w:type="table" w:default="1" w:styleId="TableNormal">
+  <w:style w:type="table" w:default="1" w:styleId="Standaardtabel">
     <w:name w:val="Normal Table"/>
     <w:uiPriority w:val="99"/>
     <w:semiHidden/>
@@ -3704,16 +3722,16 @@
       </w:tblCellMar>
     </w:tblPr>
   </w:style>
-  <w:style w:type="numbering" w:default="1" w:styleId="NoList">
+  <w:style w:type="numbering" w:default="1" w:styleId="Geenlijst">
     <w:name w:val="No List"/>
     <w:uiPriority w:val="99"/>
     <w:semiHidden/>
     <w:unhideWhenUsed/>
   </w:style>
-  <w:style w:type="character" w:customStyle="1" w:styleId="Heading1Char">
-    <w:name w:val="Heading 1 Char"/>
-    <w:basedOn w:val="DefaultParagraphFont"/>
-    <w:link w:val="Heading1"/>
+  <w:style w:type="character" w:customStyle="1" w:styleId="Kop1Char">
+    <w:name w:val="Kop 1 Char"/>
+    <w:basedOn w:val="Standaardalinea-lettertype"/>
+    <w:link w:val="Kop1"/>
     <w:uiPriority w:val="9"/>
     <w:rsid w:val="008164C1"/>
     <w:rPr>
@@ -3723,10 +3741,10 @@
       <w:szCs w:val="40"/>
     </w:rPr>
   </w:style>
-  <w:style w:type="character" w:customStyle="1" w:styleId="Heading2Char">
-    <w:name w:val="Heading 2 Char"/>
-    <w:basedOn w:val="DefaultParagraphFont"/>
-    <w:link w:val="Heading2"/>
+  <w:style w:type="character" w:customStyle="1" w:styleId="Kop2Char">
+    <w:name w:val="Kop 2 Char"/>
+    <w:basedOn w:val="Standaardalinea-lettertype"/>
+    <w:link w:val="Kop2"/>
     <w:uiPriority w:val="9"/>
     <w:semiHidden/>
     <w:rsid w:val="008164C1"/>
@@ -3737,10 +3755,10 @@
       <w:szCs w:val="32"/>
     </w:rPr>
   </w:style>
-  <w:style w:type="character" w:customStyle="1" w:styleId="Heading3Char">
-    <w:name w:val="Heading 3 Char"/>
-    <w:basedOn w:val="DefaultParagraphFont"/>
-    <w:link w:val="Heading3"/>
+  <w:style w:type="character" w:customStyle="1" w:styleId="Kop3Char">
+    <w:name w:val="Kop 3 Char"/>
+    <w:basedOn w:val="Standaardalinea-lettertype"/>
+    <w:link w:val="Kop3"/>
     <w:uiPriority w:val="9"/>
     <w:semiHidden/>
     <w:rsid w:val="008164C1"/>
@@ -3751,10 +3769,10 @@
       <w:szCs w:val="28"/>
     </w:rPr>
   </w:style>
-  <w:style w:type="character" w:customStyle="1" w:styleId="Heading4Char">
-    <w:name w:val="Heading 4 Char"/>
-    <w:basedOn w:val="DefaultParagraphFont"/>
-    <w:link w:val="Heading4"/>
+  <w:style w:type="character" w:customStyle="1" w:styleId="Kop4Char">
+    <w:name w:val="Kop 4 Char"/>
+    <w:basedOn w:val="Standaardalinea-lettertype"/>
+    <w:link w:val="Kop4"/>
     <w:uiPriority w:val="9"/>
     <w:semiHidden/>
     <w:rsid w:val="008164C1"/>
@@ -3765,10 +3783,10 @@
       <w:color w:val="0F4761" w:themeColor="accent1" w:themeShade="BF"/>
     </w:rPr>
   </w:style>
-  <w:style w:type="character" w:customStyle="1" w:styleId="Heading5Char">
-    <w:name w:val="Heading 5 Char"/>
-    <w:basedOn w:val="DefaultParagraphFont"/>
-    <w:link w:val="Heading5"/>
+  <w:style w:type="character" w:customStyle="1" w:styleId="Kop5Char">
+    <w:name w:val="Kop 5 Char"/>
+    <w:basedOn w:val="Standaardalinea-lettertype"/>
+    <w:link w:val="Kop5"/>
     <w:uiPriority w:val="9"/>
     <w:semiHidden/>
     <w:rsid w:val="008164C1"/>
@@ -3777,10 +3795,10 @@
       <w:color w:val="0F4761" w:themeColor="accent1" w:themeShade="BF"/>
     </w:rPr>
   </w:style>
-  <w:style w:type="character" w:customStyle="1" w:styleId="Heading6Char">
-    <w:name w:val="Heading 6 Char"/>
-    <w:basedOn w:val="DefaultParagraphFont"/>
-    <w:link w:val="Heading6"/>
+  <w:style w:type="character" w:customStyle="1" w:styleId="Kop6Char">
+    <w:name w:val="Kop 6 Char"/>
+    <w:basedOn w:val="Standaardalinea-lettertype"/>
+    <w:link w:val="Kop6"/>
     <w:uiPriority w:val="9"/>
     <w:semiHidden/>
     <w:rsid w:val="008164C1"/>
@@ -3791,10 +3809,10 @@
       <w:color w:val="595959" w:themeColor="text1" w:themeTint="A6"/>
     </w:rPr>
   </w:style>
-  <w:style w:type="character" w:customStyle="1" w:styleId="Heading7Char">
-    <w:name w:val="Heading 7 Char"/>
-    <w:basedOn w:val="DefaultParagraphFont"/>
-    <w:link w:val="Heading7"/>
+  <w:style w:type="character" w:customStyle="1" w:styleId="Kop7Char">
+    <w:name w:val="Kop 7 Char"/>
+    <w:basedOn w:val="Standaardalinea-lettertype"/>
+    <w:link w:val="Kop7"/>
     <w:uiPriority w:val="9"/>
     <w:semiHidden/>
     <w:rsid w:val="008164C1"/>
@@ -3803,10 +3821,10 @@
       <w:color w:val="595959" w:themeColor="text1" w:themeTint="A6"/>
     </w:rPr>
   </w:style>
-  <w:style w:type="character" w:customStyle="1" w:styleId="Heading8Char">
-    <w:name w:val="Heading 8 Char"/>
-    <w:basedOn w:val="DefaultParagraphFont"/>
-    <w:link w:val="Heading8"/>
+  <w:style w:type="character" w:customStyle="1" w:styleId="Kop8Char">
+    <w:name w:val="Kop 8 Char"/>
+    <w:basedOn w:val="Standaardalinea-lettertype"/>
+    <w:link w:val="Kop8"/>
     <w:uiPriority w:val="9"/>
     <w:semiHidden/>
     <w:rsid w:val="008164C1"/>
@@ -3817,10 +3835,10 @@
       <w:color w:val="272727" w:themeColor="text1" w:themeTint="D8"/>
     </w:rPr>
   </w:style>
-  <w:style w:type="character" w:customStyle="1" w:styleId="Heading9Char">
-    <w:name w:val="Heading 9 Char"/>
-    <w:basedOn w:val="DefaultParagraphFont"/>
-    <w:link w:val="Heading9"/>
+  <w:style w:type="character" w:customStyle="1" w:styleId="Kop9Char">
+    <w:name w:val="Kop 9 Char"/>
+    <w:basedOn w:val="Standaardalinea-lettertype"/>
+    <w:link w:val="Kop9"/>
     <w:uiPriority w:val="9"/>
     <w:semiHidden/>
     <w:rsid w:val="008164C1"/>
@@ -3829,11 +3847,11 @@
       <w:color w:val="272727" w:themeColor="text1" w:themeTint="D8"/>
     </w:rPr>
   </w:style>
-  <w:style w:type="paragraph" w:styleId="Title">
+  <w:style w:type="paragraph" w:styleId="Titel">
     <w:name w:val="Title"/>
-    <w:basedOn w:val="Normal"/>
-    <w:next w:val="Normal"/>
-    <w:link w:val="TitleChar"/>
+    <w:basedOn w:val="Standaard"/>
+    <w:next w:val="Standaard"/>
+    <w:link w:val="TitelChar"/>
     <w:uiPriority w:val="10"/>
     <w:qFormat/>
     <w:rsid w:val="008164C1"/>
@@ -3849,10 +3867,10 @@
       <w:szCs w:val="56"/>
     </w:rPr>
   </w:style>
-  <w:style w:type="character" w:customStyle="1" w:styleId="TitleChar">
-    <w:name w:val="Title Char"/>
-    <w:basedOn w:val="DefaultParagraphFont"/>
-    <w:link w:val="Title"/>
+  <w:style w:type="character" w:customStyle="1" w:styleId="TitelChar">
+    <w:name w:val="Titel Char"/>
+    <w:basedOn w:val="Standaardalinea-lettertype"/>
+    <w:link w:val="Titel"/>
     <w:uiPriority w:val="10"/>
     <w:rsid w:val="008164C1"/>
     <w:rPr>
@@ -3863,11 +3881,11 @@
       <w:szCs w:val="56"/>
     </w:rPr>
   </w:style>
-  <w:style w:type="paragraph" w:styleId="Subtitle">
+  <w:style w:type="paragraph" w:styleId="Ondertitel">
     <w:name w:val="Subtitle"/>
-    <w:basedOn w:val="Normal"/>
-    <w:next w:val="Normal"/>
-    <w:link w:val="SubtitleChar"/>
+    <w:basedOn w:val="Standaard"/>
+    <w:next w:val="Standaard"/>
+    <w:link w:val="OndertitelChar"/>
     <w:uiPriority w:val="11"/>
     <w:qFormat/>
     <w:rsid w:val="008164C1"/>
@@ -3884,10 +3902,10 @@
       <w:szCs w:val="28"/>
     </w:rPr>
   </w:style>
-  <w:style w:type="character" w:customStyle="1" w:styleId="SubtitleChar">
-    <w:name w:val="Subtitle Char"/>
-    <w:basedOn w:val="DefaultParagraphFont"/>
-    <w:link w:val="Subtitle"/>
+  <w:style w:type="character" w:customStyle="1" w:styleId="OndertitelChar">
+    <w:name w:val="Ondertitel Char"/>
+    <w:basedOn w:val="Standaardalinea-lettertype"/>
+    <w:link w:val="Ondertitel"/>
     <w:uiPriority w:val="11"/>
     <w:rsid w:val="008164C1"/>
     <w:rPr>
@@ -3898,11 +3916,11 @@
       <w:szCs w:val="28"/>
     </w:rPr>
   </w:style>
-  <w:style w:type="paragraph" w:styleId="Quote">
+  <w:style w:type="paragraph" w:styleId="Citaat">
     <w:name w:val="Quote"/>
-    <w:basedOn w:val="Normal"/>
-    <w:next w:val="Normal"/>
-    <w:link w:val="QuoteChar"/>
+    <w:basedOn w:val="Standaard"/>
+    <w:next w:val="Standaard"/>
+    <w:link w:val="CitaatChar"/>
     <w:uiPriority w:val="29"/>
     <w:qFormat/>
     <w:rsid w:val="008164C1"/>
@@ -3916,10 +3934,10 @@
       <w:color w:val="404040" w:themeColor="text1" w:themeTint="BF"/>
     </w:rPr>
   </w:style>
-  <w:style w:type="character" w:customStyle="1" w:styleId="QuoteChar">
-    <w:name w:val="Quote Char"/>
-    <w:basedOn w:val="DefaultParagraphFont"/>
-    <w:link w:val="Quote"/>
+  <w:style w:type="character" w:customStyle="1" w:styleId="CitaatChar">
+    <w:name w:val="Citaat Char"/>
+    <w:basedOn w:val="Standaardalinea-lettertype"/>
+    <w:link w:val="Citaat"/>
     <w:uiPriority w:val="29"/>
     <w:rsid w:val="008164C1"/>
     <w:rPr>
@@ -3928,9 +3946,9 @@
       <w:color w:val="404040" w:themeColor="text1" w:themeTint="BF"/>
     </w:rPr>
   </w:style>
-  <w:style w:type="paragraph" w:styleId="ListParagraph">
+  <w:style w:type="paragraph" w:styleId="Lijstalinea">
     <w:name w:val="List Paragraph"/>
-    <w:basedOn w:val="Normal"/>
+    <w:basedOn w:val="Standaard"/>
     <w:uiPriority w:val="34"/>
     <w:qFormat/>
     <w:rsid w:val="008164C1"/>
@@ -3939,9 +3957,9 @@
       <w:contextualSpacing/>
     </w:pPr>
   </w:style>
-  <w:style w:type="character" w:styleId="IntenseEmphasis">
+  <w:style w:type="character" w:styleId="Intensievebenadrukking">
     <w:name w:val="Intense Emphasis"/>
-    <w:basedOn w:val="DefaultParagraphFont"/>
+    <w:basedOn w:val="Standaardalinea-lettertype"/>
     <w:uiPriority w:val="21"/>
     <w:qFormat/>
     <w:rsid w:val="008164C1"/>
@@ -3951,11 +3969,11 @@
       <w:color w:val="0F4761" w:themeColor="accent1" w:themeShade="BF"/>
     </w:rPr>
   </w:style>
-  <w:style w:type="paragraph" w:styleId="IntenseQuote">
+  <w:style w:type="paragraph" w:styleId="Duidelijkcitaat">
     <w:name w:val="Intense Quote"/>
-    <w:basedOn w:val="Normal"/>
-    <w:next w:val="Normal"/>
-    <w:link w:val="IntenseQuoteChar"/>
+    <w:basedOn w:val="Standaard"/>
+    <w:next w:val="Standaard"/>
+    <w:link w:val="DuidelijkcitaatChar"/>
     <w:uiPriority w:val="30"/>
     <w:qFormat/>
     <w:rsid w:val="008164C1"/>
@@ -3974,10 +3992,10 @@
       <w:color w:val="0F4761" w:themeColor="accent1" w:themeShade="BF"/>
     </w:rPr>
   </w:style>
-  <w:style w:type="character" w:customStyle="1" w:styleId="IntenseQuoteChar">
-    <w:name w:val="Intense Quote Char"/>
-    <w:basedOn w:val="DefaultParagraphFont"/>
-    <w:link w:val="IntenseQuote"/>
+  <w:style w:type="character" w:customStyle="1" w:styleId="DuidelijkcitaatChar">
+    <w:name w:val="Duidelijk citaat Char"/>
+    <w:basedOn w:val="Standaardalinea-lettertype"/>
+    <w:link w:val="Duidelijkcitaat"/>
     <w:uiPriority w:val="30"/>
     <w:rsid w:val="008164C1"/>
     <w:rPr>
@@ -3986,9 +4004,9 @@
       <w:color w:val="0F4761" w:themeColor="accent1" w:themeShade="BF"/>
     </w:rPr>
   </w:style>
-  <w:style w:type="character" w:styleId="IntenseReference">
+  <w:style w:type="character" w:styleId="Intensieveverwijzing">
     <w:name w:val="Intense Reference"/>
-    <w:basedOn w:val="DefaultParagraphFont"/>
+    <w:basedOn w:val="Standaardalinea-lettertype"/>
     <w:uiPriority w:val="32"/>
     <w:qFormat/>
     <w:rsid w:val="008164C1"/>
@@ -4002,7 +4020,7 @@
   </w:style>
   <w:style w:type="character" w:styleId="Hyperlink">
     <w:name w:val="Hyperlink"/>
-    <w:basedOn w:val="DefaultParagraphFont"/>
+    <w:basedOn w:val="Standaardalinea-lettertype"/>
     <w:uiPriority w:val="99"/>
     <w:unhideWhenUsed/>
     <w:rsid w:val="00A21A69"/>
@@ -4011,9 +4029,9 @@
       <w:u w:val="single"/>
     </w:rPr>
   </w:style>
-  <w:style w:type="character" w:styleId="UnresolvedMention">
+  <w:style w:type="character" w:styleId="Onopgelostemelding">
     <w:name w:val="Unresolved Mention"/>
-    <w:basedOn w:val="DefaultParagraphFont"/>
+    <w:basedOn w:val="Standaardalinea-lettertype"/>
     <w:uiPriority w:val="99"/>
     <w:semiHidden/>
     <w:unhideWhenUsed/>
@@ -4023,9 +4041,9 @@
       <w:shd w:val="clear" w:color="auto" w:fill="E1DFDD"/>
     </w:rPr>
   </w:style>
-  <w:style w:type="table" w:styleId="TableGrid">
+  <w:style w:type="table" w:styleId="Tabelraster">
     <w:name w:val="Table Grid"/>
-    <w:basedOn w:val="TableNormal"/>
+    <w:basedOn w:val="Standaardtabel"/>
     <w:uiPriority w:val="39"/>
     <w:rsid w:val="008B68B2"/>
     <w:pPr>
@@ -4042,9 +4060,9 @@
       </w:tblBorders>
     </w:tblPr>
   </w:style>
-  <w:style w:type="table" w:styleId="TableGridLight">
+  <w:style w:type="table" w:styleId="Tabelrasterlicht">
     <w:name w:val="Grid Table Light"/>
-    <w:basedOn w:val="TableNormal"/>
+    <w:basedOn w:val="Standaardtabel"/>
     <w:uiPriority w:val="40"/>
     <w:rsid w:val="008B68B2"/>
     <w:pPr>
@@ -4063,8 +4081,8 @@
   </w:style>
   <w:style w:type="paragraph" w:customStyle="1" w:styleId="Style3">
     <w:name w:val="Style3"/>
-    <w:basedOn w:val="Heading2"/>
-    <w:next w:val="Normal"/>
+    <w:basedOn w:val="Kop2"/>
+    <w:next w:val="Standaard"/>
     <w:qFormat/>
     <w:rsid w:val="001A2916"/>
     <w:rPr>
@@ -4073,10 +4091,10 @@
       <w:lang w:val="nl-NL"/>
     </w:rPr>
   </w:style>
-  <w:style w:type="paragraph" w:styleId="Footer">
+  <w:style w:type="paragraph" w:styleId="Voettekst">
     <w:name w:val="footer"/>
-    <w:basedOn w:val="Normal"/>
-    <w:link w:val="FooterChar"/>
+    <w:basedOn w:val="Standaard"/>
+    <w:link w:val="VoettekstChar"/>
     <w:uiPriority w:val="99"/>
     <w:unhideWhenUsed/>
     <w:rsid w:val="00061E4D"/>
@@ -4088,25 +4106,25 @@
       <w:spacing w:after="0" w:line="240" w:lineRule="auto"/>
     </w:pPr>
   </w:style>
-  <w:style w:type="character" w:customStyle="1" w:styleId="FooterChar">
-    <w:name w:val="Footer Char"/>
-    <w:basedOn w:val="DefaultParagraphFont"/>
-    <w:link w:val="Footer"/>
+  <w:style w:type="character" w:customStyle="1" w:styleId="VoettekstChar">
+    <w:name w:val="Voettekst Char"/>
+    <w:basedOn w:val="Standaardalinea-lettertype"/>
+    <w:link w:val="Voettekst"/>
     <w:uiPriority w:val="99"/>
     <w:rsid w:val="00061E4D"/>
   </w:style>
-  <w:style w:type="character" w:styleId="PageNumber">
+  <w:style w:type="character" w:styleId="Paginanummer">
     <w:name w:val="page number"/>
-    <w:basedOn w:val="DefaultParagraphFont"/>
+    <w:basedOn w:val="Standaardalinea-lettertype"/>
     <w:uiPriority w:val="99"/>
     <w:semiHidden/>
     <w:unhideWhenUsed/>
     <w:rsid w:val="00061E4D"/>
   </w:style>
-  <w:style w:type="paragraph" w:styleId="TOCHeading">
+  <w:style w:type="paragraph" w:styleId="Kopvaninhoudsopgave">
     <w:name w:val="TOC Heading"/>
-    <w:basedOn w:val="Heading1"/>
-    <w:next w:val="Normal"/>
+    <w:basedOn w:val="Kop1"/>
+    <w:next w:val="Standaard"/>
     <w:uiPriority w:val="39"/>
     <w:unhideWhenUsed/>
     <w:qFormat/>
@@ -4124,10 +4142,10 @@
       <w14:ligatures w14:val="none"/>
     </w:rPr>
   </w:style>
-  <w:style w:type="paragraph" w:styleId="TOC1">
+  <w:style w:type="paragraph" w:styleId="Inhopg1">
     <w:name w:val="toc 1"/>
-    <w:basedOn w:val="Normal"/>
-    <w:next w:val="Normal"/>
+    <w:basedOn w:val="Standaard"/>
+    <w:next w:val="Standaard"/>
     <w:autoRedefine/>
     <w:uiPriority w:val="39"/>
     <w:unhideWhenUsed/>
@@ -4142,10 +4160,10 @@
       <w:iCs/>
     </w:rPr>
   </w:style>
-  <w:style w:type="paragraph" w:styleId="TOC2">
+  <w:style w:type="paragraph" w:styleId="Inhopg2">
     <w:name w:val="toc 2"/>
-    <w:basedOn w:val="Normal"/>
-    <w:next w:val="Normal"/>
+    <w:basedOn w:val="Standaard"/>
+    <w:next w:val="Standaard"/>
     <w:autoRedefine/>
     <w:uiPriority w:val="39"/>
     <w:semiHidden/>
@@ -4162,10 +4180,10 @@
       <w:szCs w:val="22"/>
     </w:rPr>
   </w:style>
-  <w:style w:type="paragraph" w:styleId="TOC3">
+  <w:style w:type="paragraph" w:styleId="Inhopg3">
     <w:name w:val="toc 3"/>
-    <w:basedOn w:val="Normal"/>
-    <w:next w:val="Normal"/>
+    <w:basedOn w:val="Standaard"/>
+    <w:next w:val="Standaard"/>
     <w:autoRedefine/>
     <w:uiPriority w:val="39"/>
     <w:semiHidden/>
@@ -4180,10 +4198,10 @@
       <w:szCs w:val="20"/>
     </w:rPr>
   </w:style>
-  <w:style w:type="paragraph" w:styleId="TOC4">
+  <w:style w:type="paragraph" w:styleId="Inhopg4">
     <w:name w:val="toc 4"/>
-    <w:basedOn w:val="Normal"/>
-    <w:next w:val="Normal"/>
+    <w:basedOn w:val="Standaard"/>
+    <w:next w:val="Standaard"/>
     <w:autoRedefine/>
     <w:uiPriority w:val="39"/>
     <w:semiHidden/>
@@ -4198,10 +4216,10 @@
       <w:szCs w:val="20"/>
     </w:rPr>
   </w:style>
-  <w:style w:type="paragraph" w:styleId="TOC5">
+  <w:style w:type="paragraph" w:styleId="Inhopg5">
     <w:name w:val="toc 5"/>
-    <w:basedOn w:val="Normal"/>
-    <w:next w:val="Normal"/>
+    <w:basedOn w:val="Standaard"/>
+    <w:next w:val="Standaard"/>
     <w:autoRedefine/>
     <w:uiPriority w:val="39"/>
     <w:semiHidden/>
@@ -4216,10 +4234,10 @@
       <w:szCs w:val="20"/>
     </w:rPr>
   </w:style>
-  <w:style w:type="paragraph" w:styleId="TOC6">
+  <w:style w:type="paragraph" w:styleId="Inhopg6">
     <w:name w:val="toc 6"/>
-    <w:basedOn w:val="Normal"/>
-    <w:next w:val="Normal"/>
+    <w:basedOn w:val="Standaard"/>
+    <w:next w:val="Standaard"/>
     <w:autoRedefine/>
     <w:uiPriority w:val="39"/>
     <w:semiHidden/>
@@ -4234,10 +4252,10 @@
       <w:szCs w:val="20"/>
     </w:rPr>
   </w:style>
-  <w:style w:type="paragraph" w:styleId="TOC7">
+  <w:style w:type="paragraph" w:styleId="Inhopg7">
     <w:name w:val="toc 7"/>
-    <w:basedOn w:val="Normal"/>
-    <w:next w:val="Normal"/>
+    <w:basedOn w:val="Standaard"/>
+    <w:next w:val="Standaard"/>
     <w:autoRedefine/>
     <w:uiPriority w:val="39"/>
     <w:semiHidden/>
@@ -4252,10 +4270,10 @@
       <w:szCs w:val="20"/>
     </w:rPr>
   </w:style>
-  <w:style w:type="paragraph" w:styleId="TOC8">
+  <w:style w:type="paragraph" w:styleId="Inhopg8">
     <w:name w:val="toc 8"/>
-    <w:basedOn w:val="Normal"/>
-    <w:next w:val="Normal"/>
+    <w:basedOn w:val="Standaard"/>
+    <w:next w:val="Standaard"/>
     <w:autoRedefine/>
     <w:uiPriority w:val="39"/>
     <w:semiHidden/>
@@ -4270,10 +4288,10 @@
       <w:szCs w:val="20"/>
     </w:rPr>
   </w:style>
-  <w:style w:type="paragraph" w:styleId="TOC9">
+  <w:style w:type="paragraph" w:styleId="Inhopg9">
     <w:name w:val="toc 9"/>
-    <w:basedOn w:val="Normal"/>
-    <w:next w:val="Normal"/>
+    <w:basedOn w:val="Standaard"/>
+    <w:next w:val="Standaard"/>
     <w:autoRedefine/>
     <w:uiPriority w:val="39"/>
     <w:semiHidden/>

--- a/Opleverset_Project_5-6/Verslagen/Probleemomschrijving schip.docx
+++ b/Opleverset_Project_5-6/Verslagen/Probleemomschrijving schip.docx
@@ -169,16 +169,8 @@
         <w:rPr>
           <w:lang w:val="nl-NL"/>
         </w:rPr>
-        <w:t xml:space="preserve">Dennis </w:t>
-      </w:r>
-      <w:proofErr w:type="spellStart"/>
-      <w:r>
-        <w:rPr>
-          <w:lang w:val="nl-NL"/>
-        </w:rPr>
-        <w:t>Zejnilovic</w:t>
-      </w:r>
-      <w:proofErr w:type="spellEnd"/>
+        <w:t>Dennis Zejnilovic</w:t>
+      </w:r>
       <w:r>
         <w:rPr>
           <w:lang w:val="nl-NL"/>
@@ -399,7 +391,7 @@
       <w:sdtContent>
         <w:p>
           <w:pPr>
-            <w:pStyle w:val="Kopvaninhoudsopgave"/>
+            <w:pStyle w:val="TOCHeading"/>
           </w:pPr>
           <w:proofErr w:type="spellStart"/>
           <w:r>
@@ -409,11 +401,16 @@
         </w:p>
         <w:p>
           <w:pPr>
-            <w:pStyle w:val="Inhopg1"/>
+            <w:pStyle w:val="TOC1"/>
             <w:tabs>
               <w:tab w:val="right" w:leader="dot" w:pos="9350"/>
             </w:tabs>
             <w:rPr>
+              <w:rFonts w:eastAsiaTheme="minorEastAsia"/>
+              <w:b w:val="0"/>
+              <w:bCs w:val="0"/>
+              <w:i w:val="0"/>
+              <w:iCs w:val="0"/>
               <w:noProof/>
             </w:rPr>
           </w:pPr>
@@ -434,11 +431,12 @@
             </w:rPr>
             <w:fldChar w:fldCharType="separate"/>
           </w:r>
-          <w:hyperlink w:anchor="_Toc220413529" w:history="1">
+          <w:hyperlink w:anchor="_Toc220879507" w:history="1">
             <w:r>
               <w:rPr>
                 <w:rStyle w:val="Hyperlink"/>
                 <w:noProof/>
+                <w:lang w:val="nl-NL"/>
               </w:rPr>
               <w:t>Context</w:t>
             </w:r>
@@ -461,7 +459,7 @@
                 <w:noProof/>
                 <w:webHidden/>
               </w:rPr>
-              <w:instrText xml:space="preserve"> PAGEREF _Toc220413529 \h </w:instrText>
+              <w:instrText xml:space="preserve"> PAGEREF _Toc220879507 \h </w:instrText>
             </w:r>
             <w:r>
               <w:rPr>
@@ -494,15 +492,20 @@
         </w:p>
         <w:p>
           <w:pPr>
-            <w:pStyle w:val="Inhopg1"/>
+            <w:pStyle w:val="TOC1"/>
             <w:tabs>
               <w:tab w:val="right" w:leader="dot" w:pos="9350"/>
             </w:tabs>
             <w:rPr>
+              <w:rFonts w:eastAsiaTheme="minorEastAsia"/>
+              <w:b w:val="0"/>
+              <w:bCs w:val="0"/>
+              <w:i w:val="0"/>
+              <w:iCs w:val="0"/>
               <w:noProof/>
             </w:rPr>
           </w:pPr>
-          <w:hyperlink w:anchor="_Toc220413530" w:history="1">
+          <w:hyperlink w:anchor="_Toc220879508" w:history="1">
             <w:r>
               <w:rPr>
                 <w:rStyle w:val="Hyperlink"/>
@@ -530,7 +533,7 @@
                 <w:noProof/>
                 <w:webHidden/>
               </w:rPr>
-              <w:instrText xml:space="preserve"> PAGEREF _Toc220413530 \h </w:instrText>
+              <w:instrText xml:space="preserve"> PAGEREF _Toc220879508 \h </w:instrText>
             </w:r>
             <w:r>
               <w:rPr>
@@ -563,15 +566,20 @@
         </w:p>
         <w:p>
           <w:pPr>
-            <w:pStyle w:val="Inhopg1"/>
+            <w:pStyle w:val="TOC1"/>
             <w:tabs>
               <w:tab w:val="right" w:leader="dot" w:pos="9350"/>
             </w:tabs>
             <w:rPr>
+              <w:rFonts w:eastAsiaTheme="minorEastAsia"/>
+              <w:b w:val="0"/>
+              <w:bCs w:val="0"/>
+              <w:i w:val="0"/>
+              <w:iCs w:val="0"/>
               <w:noProof/>
             </w:rPr>
           </w:pPr>
-          <w:hyperlink w:anchor="_Toc220413531" w:history="1">
+          <w:hyperlink w:anchor="_Toc220879509" w:history="1">
             <w:r>
               <w:rPr>
                 <w:rStyle w:val="Hyperlink"/>
@@ -599,7 +607,7 @@
                 <w:noProof/>
                 <w:webHidden/>
               </w:rPr>
-              <w:instrText xml:space="preserve"> PAGEREF _Toc220413531 \h </w:instrText>
+              <w:instrText xml:space="preserve"> PAGEREF _Toc220879509 \h </w:instrText>
             </w:r>
             <w:r>
               <w:rPr>
@@ -632,15 +640,20 @@
         </w:p>
         <w:p>
           <w:pPr>
-            <w:pStyle w:val="Inhopg1"/>
+            <w:pStyle w:val="TOC1"/>
             <w:tabs>
               <w:tab w:val="right" w:leader="dot" w:pos="9350"/>
             </w:tabs>
             <w:rPr>
+              <w:rFonts w:eastAsiaTheme="minorEastAsia"/>
+              <w:b w:val="0"/>
+              <w:bCs w:val="0"/>
+              <w:i w:val="0"/>
+              <w:iCs w:val="0"/>
               <w:noProof/>
             </w:rPr>
           </w:pPr>
-          <w:hyperlink w:anchor="_Toc220413532" w:history="1">
+          <w:hyperlink w:anchor="_Toc220879510" w:history="1">
             <w:r>
               <w:rPr>
                 <w:rStyle w:val="Hyperlink"/>
@@ -668,7 +681,7 @@
                 <w:noProof/>
                 <w:webHidden/>
               </w:rPr>
-              <w:instrText xml:space="preserve"> PAGEREF _Toc220413532 \h </w:instrText>
+              <w:instrText xml:space="preserve"> PAGEREF _Toc220879510 \h </w:instrText>
             </w:r>
             <w:r>
               <w:rPr>
@@ -701,15 +714,20 @@
         </w:p>
         <w:p>
           <w:pPr>
-            <w:pStyle w:val="Inhopg1"/>
+            <w:pStyle w:val="TOC1"/>
             <w:tabs>
               <w:tab w:val="right" w:leader="dot" w:pos="9350"/>
             </w:tabs>
             <w:rPr>
+              <w:rFonts w:eastAsiaTheme="minorEastAsia"/>
+              <w:b w:val="0"/>
+              <w:bCs w:val="0"/>
+              <w:i w:val="0"/>
+              <w:iCs w:val="0"/>
               <w:noProof/>
             </w:rPr>
           </w:pPr>
-          <w:hyperlink w:anchor="_Toc220413533" w:history="1">
+          <w:hyperlink w:anchor="_Toc220879511" w:history="1">
             <w:r>
               <w:rPr>
                 <w:rStyle w:val="Hyperlink"/>
@@ -737,7 +755,7 @@
                 <w:noProof/>
                 <w:webHidden/>
               </w:rPr>
-              <w:instrText xml:space="preserve"> PAGEREF _Toc220413533 \h </w:instrText>
+              <w:instrText xml:space="preserve"> PAGEREF _Toc220879511 \h </w:instrText>
             </w:r>
             <w:r>
               <w:rPr>
@@ -770,15 +788,20 @@
         </w:p>
         <w:p>
           <w:pPr>
-            <w:pStyle w:val="Inhopg1"/>
+            <w:pStyle w:val="TOC1"/>
             <w:tabs>
               <w:tab w:val="right" w:leader="dot" w:pos="9350"/>
             </w:tabs>
             <w:rPr>
+              <w:rFonts w:eastAsiaTheme="minorEastAsia"/>
+              <w:b w:val="0"/>
+              <w:bCs w:val="0"/>
+              <w:i w:val="0"/>
+              <w:iCs w:val="0"/>
               <w:noProof/>
             </w:rPr>
           </w:pPr>
-          <w:hyperlink w:anchor="_Toc220413534" w:history="1">
+          <w:hyperlink w:anchor="_Toc220879512" w:history="1">
             <w:r>
               <w:rPr>
                 <w:rStyle w:val="Hyperlink"/>
@@ -805,7 +828,7 @@
                 <w:noProof/>
                 <w:webHidden/>
               </w:rPr>
-              <w:instrText xml:space="preserve"> PAGEREF _Toc220413534 \h </w:instrText>
+              <w:instrText xml:space="preserve"> PAGEREF _Toc220879512 \h </w:instrText>
             </w:r>
             <w:r>
               <w:rPr>
@@ -960,33 +983,33 @@
     </w:p>
     <w:p>
       <w:pPr>
-        <w:pStyle w:val="Kop1"/>
-      </w:pPr>
-      <w:bookmarkStart w:id="0" w:name="_Toc220413529"/>
-    </w:p>
-    <w:p>
-      <w:pPr>
-        <w:rPr>
-          <w:lang w:val="nl-NL"/>
-        </w:rPr>
-      </w:pPr>
-    </w:p>
-    <w:p>
-      <w:pPr>
-        <w:rPr>
-          <w:lang w:val="nl-NL"/>
-        </w:rPr>
-      </w:pPr>
-    </w:p>
-    <w:p>
-      <w:pPr>
-        <w:pStyle w:val="Kop1"/>
-        <w:rPr>
-          <w:b/>
-          <w:bCs/>
-          <w:lang w:val="nl-NL"/>
-        </w:rPr>
-      </w:pPr>
+        <w:pStyle w:val="Heading1"/>
+      </w:pPr>
+    </w:p>
+    <w:p>
+      <w:pPr>
+        <w:rPr>
+          <w:lang w:val="nl-NL"/>
+        </w:rPr>
+      </w:pPr>
+    </w:p>
+    <w:p>
+      <w:pPr>
+        <w:rPr>
+          <w:lang w:val="nl-NL"/>
+        </w:rPr>
+      </w:pPr>
+    </w:p>
+    <w:p>
+      <w:pPr>
+        <w:pStyle w:val="Heading1"/>
+        <w:rPr>
+          <w:b/>
+          <w:bCs/>
+          <w:lang w:val="nl-NL"/>
+        </w:rPr>
+      </w:pPr>
+      <w:bookmarkStart w:id="0" w:name="_Toc220879507"/>
       <w:r>
         <w:rPr>
           <w:b/>
@@ -1067,14 +1090,14 @@
     </w:p>
     <w:p>
       <w:pPr>
-        <w:pStyle w:val="Kop1"/>
-        <w:rPr>
-          <w:b/>
-          <w:bCs/>
-          <w:lang w:val="nl-NL"/>
-        </w:rPr>
-      </w:pPr>
-      <w:bookmarkStart w:id="1" w:name="_Toc220413530"/>
+        <w:pStyle w:val="Heading1"/>
+        <w:rPr>
+          <w:b/>
+          <w:bCs/>
+          <w:lang w:val="nl-NL"/>
+        </w:rPr>
+      </w:pPr>
+      <w:bookmarkStart w:id="1" w:name="_Toc220879508"/>
       <w:r>
         <w:rPr>
           <w:b/>
@@ -1200,14 +1223,14 @@
     </w:p>
     <w:p>
       <w:pPr>
-        <w:pStyle w:val="Kop1"/>
-        <w:rPr>
-          <w:b/>
-          <w:bCs/>
-          <w:lang w:val="nl-NL"/>
-        </w:rPr>
-      </w:pPr>
-      <w:bookmarkStart w:id="2" w:name="_Toc220413531"/>
+        <w:pStyle w:val="Heading1"/>
+        <w:rPr>
+          <w:b/>
+          <w:bCs/>
+          <w:lang w:val="nl-NL"/>
+        </w:rPr>
+      </w:pPr>
+      <w:bookmarkStart w:id="2" w:name="_Toc220879509"/>
       <w:r>
         <w:rPr>
           <w:b/>
@@ -1400,14 +1423,14 @@
     </w:p>
     <w:p>
       <w:pPr>
-        <w:pStyle w:val="Kop1"/>
-        <w:rPr>
-          <w:b/>
-          <w:bCs/>
-          <w:lang w:val="nl-NL"/>
-        </w:rPr>
-      </w:pPr>
-      <w:bookmarkStart w:id="3" w:name="_Toc220413532"/>
+        <w:pStyle w:val="Heading1"/>
+        <w:rPr>
+          <w:b/>
+          <w:bCs/>
+          <w:lang w:val="nl-NL"/>
+        </w:rPr>
+      </w:pPr>
+      <w:bookmarkStart w:id="3" w:name="_Toc220879510"/>
       <w:r>
         <w:rPr>
           <w:b/>
@@ -1599,14 +1622,14 @@
     </w:p>
     <w:p>
       <w:pPr>
-        <w:pStyle w:val="Kop1"/>
-        <w:rPr>
-          <w:b/>
-          <w:bCs/>
-          <w:lang w:val="nl-NL"/>
-        </w:rPr>
-      </w:pPr>
-      <w:bookmarkStart w:id="4" w:name="_Toc220413533"/>
+        <w:pStyle w:val="Heading1"/>
+        <w:rPr>
+          <w:b/>
+          <w:bCs/>
+          <w:lang w:val="nl-NL"/>
+        </w:rPr>
+      </w:pPr>
+      <w:bookmarkStart w:id="4" w:name="_Toc220879511"/>
       <w:r>
         <w:rPr>
           <w:b/>
@@ -1666,7 +1689,7 @@
     </w:p>
     <w:p>
       <w:pPr>
-        <w:pStyle w:val="Lijstalinea"/>
+        <w:pStyle w:val="ListParagraph"/>
         <w:numPr>
           <w:ilvl w:val="0"/>
           <w:numId w:val="4"/>
@@ -1714,7 +1737,7 @@
     </w:p>
     <w:p>
       <w:pPr>
-        <w:pStyle w:val="Lijstalinea"/>
+        <w:pStyle w:val="ListParagraph"/>
         <w:numPr>
           <w:ilvl w:val="0"/>
           <w:numId w:val="3"/>
@@ -1775,12 +1798,52 @@
           <w:szCs w:val="28"/>
           <w:lang w:val="nl-NL"/>
         </w:rPr>
-        <w:t>Welke software is het meeste geschikt voor het verwerken van alle componenten?</w:t>
-      </w:r>
-    </w:p>
-    <w:p>
-      <w:pPr>
-        <w:pStyle w:val="Lijstalinea"/>
+        <w:t xml:space="preserve">Hoe moeten we </w:t>
+      </w:r>
+      <w:r>
+        <w:rPr>
+          <w:b/>
+          <w:bCs/>
+          <w:sz w:val="28"/>
+          <w:szCs w:val="28"/>
+          <w:lang w:val="nl-NL"/>
+        </w:rPr>
+        <w:t xml:space="preserve">het systeem </w:t>
+      </w:r>
+      <w:r>
+        <w:rPr>
+          <w:b/>
+          <w:bCs/>
+          <w:sz w:val="28"/>
+          <w:szCs w:val="28"/>
+          <w:lang w:val="nl-NL"/>
+        </w:rPr>
+        <w:t>gaan kalibreren om</w:t>
+      </w:r>
+      <w:r>
+        <w:rPr>
+          <w:b/>
+          <w:bCs/>
+          <w:sz w:val="28"/>
+          <w:szCs w:val="28"/>
+          <w:lang w:val="nl-NL"/>
+        </w:rPr>
+        <w:t xml:space="preserve"> op de correcte manier</w:t>
+      </w:r>
+      <w:r>
+        <w:rPr>
+          <w:b/>
+          <w:bCs/>
+          <w:sz w:val="28"/>
+          <w:szCs w:val="28"/>
+          <w:lang w:val="nl-NL"/>
+        </w:rPr>
+        <w:t xml:space="preserve"> gebruik te kunnen maken van stereovisie geometrie?</w:t>
+      </w:r>
+    </w:p>
+    <w:p>
+      <w:pPr>
+        <w:pStyle w:val="ListParagraph"/>
         <w:numPr>
           <w:ilvl w:val="0"/>
           <w:numId w:val="3"/>
@@ -1802,7 +1865,7 @@
           <w:u w:val="single"/>
           <w:lang w:val="nl-NL"/>
         </w:rPr>
-        <w:t>Software</w:t>
+        <w:t>Stereovisie</w:t>
       </w:r>
       <w:r>
         <w:rPr>
@@ -1811,7 +1874,7 @@
           <w:u w:val="single"/>
           <w:lang w:val="nl-NL"/>
         </w:rPr>
-        <w:t xml:space="preserve"> onderzoeksverslag</w:t>
+        <w:t xml:space="preserve"> </w:t>
       </w:r>
       <w:r>
         <w:rPr>
@@ -1820,7 +1883,16 @@
           <w:u w:val="single"/>
           <w:lang w:val="nl-NL"/>
         </w:rPr>
-        <w:t>.</w:t>
+        <w:t>geometrie verslag.</w:t>
+      </w:r>
+      <w:r>
+        <w:rPr>
+          <w:b/>
+          <w:bCs/>
+          <w:u w:val="single"/>
+          <w:lang w:val="nl-NL"/>
+        </w:rPr>
+        <w:t xml:space="preserve"> </w:t>
       </w:r>
     </w:p>
     <w:p>
@@ -1841,7 +1913,7 @@
           <w:szCs w:val="28"/>
           <w:lang w:val="nl-NL"/>
         </w:rPr>
-        <w:t xml:space="preserve">Hoe moeten we </w:t>
+        <w:t>Hoe gaan we een gedetecteerd object</w:t>
       </w:r>
       <w:r>
         <w:rPr>
@@ -1851,7 +1923,7 @@
           <w:szCs w:val="28"/>
           <w:lang w:val="nl-NL"/>
         </w:rPr>
-        <w:t xml:space="preserve">het systeem </w:t>
+        <w:t xml:space="preserve"> als punt laten zien in een 2D grafiek</w:t>
       </w:r>
       <w:r>
         <w:rPr>
@@ -1861,119 +1933,12 @@
           <w:szCs w:val="28"/>
           <w:lang w:val="nl-NL"/>
         </w:rPr>
-        <w:t>gaan kalibreren om</w:t>
-      </w:r>
-      <w:r>
-        <w:rPr>
-          <w:b/>
-          <w:bCs/>
-          <w:sz w:val="28"/>
-          <w:szCs w:val="28"/>
-          <w:lang w:val="nl-NL"/>
-        </w:rPr>
-        <w:t xml:space="preserve"> op de correcte manier</w:t>
-      </w:r>
-      <w:r>
-        <w:rPr>
-          <w:b/>
-          <w:bCs/>
-          <w:sz w:val="28"/>
-          <w:szCs w:val="28"/>
-          <w:lang w:val="nl-NL"/>
-        </w:rPr>
-        <w:t xml:space="preserve"> gebruik te kunnen maken van stereovisie geometrie?</w:t>
-      </w:r>
-    </w:p>
-    <w:p>
-      <w:pPr>
-        <w:pStyle w:val="Lijstalinea"/>
-        <w:numPr>
-          <w:ilvl w:val="0"/>
-          <w:numId w:val="3"/>
-        </w:numPr>
-        <w:rPr>
-          <w:lang w:val="nl-NL"/>
-        </w:rPr>
-      </w:pPr>
-      <w:r>
-        <w:rPr>
-          <w:lang w:val="nl-NL"/>
-        </w:rPr>
-        <w:t xml:space="preserve">Onderzoek naar de vraag is terug te zien in het </w:t>
-      </w:r>
-      <w:r>
-        <w:rPr>
-          <w:b/>
-          <w:bCs/>
-          <w:u w:val="single"/>
-          <w:lang w:val="nl-NL"/>
-        </w:rPr>
-        <w:t>Stereovisie</w:t>
-      </w:r>
-      <w:r>
-        <w:rPr>
-          <w:b/>
-          <w:bCs/>
-          <w:u w:val="single"/>
-          <w:lang w:val="nl-NL"/>
-        </w:rPr>
-        <w:t xml:space="preserve"> verslag</w:t>
-      </w:r>
-      <w:r>
-        <w:rPr>
-          <w:b/>
-          <w:bCs/>
-          <w:u w:val="single"/>
-          <w:lang w:val="nl-NL"/>
-        </w:rPr>
-        <w:t>. (Zal nog toegevoegd worden)</w:t>
-      </w:r>
-    </w:p>
-    <w:p>
-      <w:pPr>
-        <w:rPr>
-          <w:b/>
-          <w:bCs/>
-          <w:sz w:val="28"/>
-          <w:szCs w:val="28"/>
-          <w:lang w:val="nl-NL"/>
-        </w:rPr>
-      </w:pPr>
-      <w:r>
-        <w:rPr>
-          <w:b/>
-          <w:bCs/>
-          <w:sz w:val="28"/>
-          <w:szCs w:val="28"/>
-          <w:lang w:val="nl-NL"/>
-        </w:rPr>
-        <w:lastRenderedPageBreak/>
-        <w:t>Hoe gaan we een gedetecteerd object</w:t>
-      </w:r>
-      <w:r>
-        <w:rPr>
-          <w:b/>
-          <w:bCs/>
-          <w:sz w:val="28"/>
-          <w:szCs w:val="28"/>
-          <w:lang w:val="nl-NL"/>
-        </w:rPr>
-        <w:t xml:space="preserve"> als punt laten zien in een 2D grafiek</w:t>
-      </w:r>
-      <w:r>
-        <w:rPr>
-          <w:b/>
-          <w:bCs/>
-          <w:sz w:val="28"/>
-          <w:szCs w:val="28"/>
-          <w:lang w:val="nl-NL"/>
-        </w:rPr>
         <w:t>?</w:t>
       </w:r>
     </w:p>
     <w:p>
       <w:pPr>
-        <w:pStyle w:val="Lijstalinea"/>
+        <w:pStyle w:val="ListParagraph"/>
         <w:numPr>
           <w:ilvl w:val="0"/>
           <w:numId w:val="3"/>
@@ -2038,6 +2003,7 @@
           <w:szCs w:val="28"/>
           <w:lang w:val="nl-NL"/>
         </w:rPr>
+        <w:lastRenderedPageBreak/>
         <w:t xml:space="preserve">Hoe kunnen we het systeem zoveel mogelijk optimaliseren zodat -de microcontroller niet te veel geheugen nodig heeft om het systeem te laten draaien/-het programma geen hoge </w:t>
       </w:r>
       <w:proofErr w:type="spellStart"/>
@@ -2065,7 +2031,7 @@
     </w:p>
     <w:p>
       <w:pPr>
-        <w:pStyle w:val="Lijstalinea"/>
+        <w:pStyle w:val="ListParagraph"/>
         <w:numPr>
           <w:ilvl w:val="0"/>
           <w:numId w:val="3"/>
@@ -2100,138 +2066,139 @@
           <w:u w:val="single"/>
           <w:lang w:val="nl-NL"/>
         </w:rPr>
-        <w:t xml:space="preserve"> verslag.</w:t>
-      </w:r>
-      <w:r>
-        <w:rPr>
-          <w:b/>
-          <w:bCs/>
+        <w:t xml:space="preserve"> </w:t>
+      </w:r>
+      <w:r>
+        <w:rPr>
+          <w:b/>
+          <w:bCs/>
+          <w:color w:val="000000" w:themeColor="text1"/>
           <w:u w:val="single"/>
           <w:lang w:val="nl-NL"/>
         </w:rPr>
-        <w:t xml:space="preserve"> (Zal nog toegevoegd worden)</w:t>
-      </w:r>
-    </w:p>
-    <w:p>
-      <w:pPr>
-        <w:rPr>
-          <w:lang w:val="nl-NL"/>
-        </w:rPr>
-      </w:pPr>
-    </w:p>
-    <w:p>
-      <w:pPr>
-        <w:pStyle w:val="Lijstalinea"/>
-        <w:rPr>
-          <w:lang w:val="nl-NL"/>
-        </w:rPr>
-      </w:pPr>
-    </w:p>
-    <w:p>
-      <w:pPr>
-        <w:pStyle w:val="Lijstalinea"/>
-        <w:rPr>
-          <w:lang w:val="nl-NL"/>
-        </w:rPr>
-      </w:pPr>
-    </w:p>
-    <w:p>
-      <w:pPr>
-        <w:pStyle w:val="Lijstalinea"/>
-        <w:rPr>
-          <w:lang w:val="nl-NL"/>
-        </w:rPr>
-      </w:pPr>
-    </w:p>
-    <w:p>
-      <w:pPr>
-        <w:pStyle w:val="Lijstalinea"/>
-        <w:rPr>
-          <w:lang w:val="nl-NL"/>
-        </w:rPr>
-      </w:pPr>
-    </w:p>
-    <w:p>
-      <w:pPr>
-        <w:pStyle w:val="Lijstalinea"/>
-        <w:rPr>
-          <w:lang w:val="nl-NL"/>
-        </w:rPr>
-      </w:pPr>
-    </w:p>
-    <w:p>
-      <w:pPr>
-        <w:pStyle w:val="Lijstalinea"/>
-        <w:rPr>
-          <w:lang w:val="nl-NL"/>
-        </w:rPr>
-      </w:pPr>
-    </w:p>
-    <w:p>
-      <w:pPr>
-        <w:pStyle w:val="Lijstalinea"/>
-        <w:rPr>
-          <w:lang w:val="nl-NL"/>
-        </w:rPr>
-      </w:pPr>
-    </w:p>
-    <w:p>
-      <w:pPr>
-        <w:pStyle w:val="Lijstalinea"/>
-        <w:rPr>
-          <w:lang w:val="nl-NL"/>
-        </w:rPr>
-      </w:pPr>
-    </w:p>
-    <w:p>
-      <w:pPr>
-        <w:pStyle w:val="Lijstalinea"/>
-        <w:rPr>
-          <w:lang w:val="nl-NL"/>
-        </w:rPr>
-      </w:pPr>
-    </w:p>
-    <w:p>
-      <w:pPr>
-        <w:pStyle w:val="Lijstalinea"/>
-        <w:rPr>
-          <w:lang w:val="nl-NL"/>
-        </w:rPr>
-      </w:pPr>
-    </w:p>
-    <w:p>
-      <w:pPr>
-        <w:pStyle w:val="Lijstalinea"/>
-        <w:rPr>
-          <w:lang w:val="nl-NL"/>
-        </w:rPr>
-      </w:pPr>
-    </w:p>
-    <w:p>
-      <w:pPr>
-        <w:pStyle w:val="Lijstalinea"/>
-        <w:rPr>
-          <w:lang w:val="nl-NL"/>
-        </w:rPr>
-      </w:pPr>
-    </w:p>
-    <w:p>
-      <w:pPr>
-        <w:pStyle w:val="Lijstalinea"/>
-        <w:rPr>
-          <w:lang w:val="nl-NL"/>
-        </w:rPr>
-      </w:pPr>
-    </w:p>
-    <w:p>
-      <w:pPr>
-        <w:pStyle w:val="Kop1"/>
-        <w:rPr>
-          <w:b/>
-          <w:bCs/>
-        </w:rPr>
-      </w:pPr>
-      <w:bookmarkStart w:id="5" w:name="_Toc220413534"/>
+        <w:t>Onderzoeksverslag</w:t>
+      </w:r>
+    </w:p>
+    <w:p>
+      <w:pPr>
+        <w:rPr>
+          <w:lang w:val="nl-NL"/>
+        </w:rPr>
+      </w:pPr>
+    </w:p>
+    <w:p>
+      <w:pPr>
+        <w:pStyle w:val="ListParagraph"/>
+        <w:rPr>
+          <w:lang w:val="nl-NL"/>
+        </w:rPr>
+      </w:pPr>
+    </w:p>
+    <w:p>
+      <w:pPr>
+        <w:pStyle w:val="ListParagraph"/>
+        <w:rPr>
+          <w:lang w:val="nl-NL"/>
+        </w:rPr>
+      </w:pPr>
+    </w:p>
+    <w:p>
+      <w:pPr>
+        <w:pStyle w:val="ListParagraph"/>
+        <w:rPr>
+          <w:lang w:val="nl-NL"/>
+        </w:rPr>
+      </w:pPr>
+    </w:p>
+    <w:p>
+      <w:pPr>
+        <w:pStyle w:val="ListParagraph"/>
+        <w:rPr>
+          <w:lang w:val="nl-NL"/>
+        </w:rPr>
+      </w:pPr>
+    </w:p>
+    <w:p>
+      <w:pPr>
+        <w:pStyle w:val="ListParagraph"/>
+        <w:rPr>
+          <w:lang w:val="nl-NL"/>
+        </w:rPr>
+      </w:pPr>
+    </w:p>
+    <w:p>
+      <w:pPr>
+        <w:pStyle w:val="ListParagraph"/>
+        <w:rPr>
+          <w:lang w:val="nl-NL"/>
+        </w:rPr>
+      </w:pPr>
+    </w:p>
+    <w:p>
+      <w:pPr>
+        <w:pStyle w:val="ListParagraph"/>
+        <w:rPr>
+          <w:lang w:val="nl-NL"/>
+        </w:rPr>
+      </w:pPr>
+    </w:p>
+    <w:p>
+      <w:pPr>
+        <w:pStyle w:val="ListParagraph"/>
+        <w:rPr>
+          <w:lang w:val="nl-NL"/>
+        </w:rPr>
+      </w:pPr>
+    </w:p>
+    <w:p>
+      <w:pPr>
+        <w:pStyle w:val="ListParagraph"/>
+        <w:rPr>
+          <w:lang w:val="nl-NL"/>
+        </w:rPr>
+      </w:pPr>
+    </w:p>
+    <w:p>
+      <w:pPr>
+        <w:pStyle w:val="ListParagraph"/>
+        <w:rPr>
+          <w:lang w:val="nl-NL"/>
+        </w:rPr>
+      </w:pPr>
+    </w:p>
+    <w:p>
+      <w:pPr>
+        <w:pStyle w:val="ListParagraph"/>
+        <w:rPr>
+          <w:lang w:val="nl-NL"/>
+        </w:rPr>
+      </w:pPr>
+    </w:p>
+    <w:p>
+      <w:pPr>
+        <w:pStyle w:val="ListParagraph"/>
+        <w:rPr>
+          <w:lang w:val="nl-NL"/>
+        </w:rPr>
+      </w:pPr>
+    </w:p>
+    <w:p>
+      <w:pPr>
+        <w:pStyle w:val="ListParagraph"/>
+        <w:rPr>
+          <w:lang w:val="nl-NL"/>
+        </w:rPr>
+      </w:pPr>
+    </w:p>
+    <w:p>
+      <w:pPr>
+        <w:pStyle w:val="Heading1"/>
+        <w:rPr>
+          <w:b/>
+          <w:bCs/>
+        </w:rPr>
+      </w:pPr>
+      <w:bookmarkStart w:id="5" w:name="_Toc220879512"/>
       <w:r>
         <w:rPr>
           <w:b/>
@@ -2243,7 +2210,7 @@
     </w:p>
     <w:tbl>
       <w:tblPr>
-        <w:tblStyle w:val="Tabelraster"/>
+        <w:tblStyle w:val="TableGrid"/>
         <w:tblW w:w="0" w:type="auto"/>
         <w:tblLook w:val="04A0" w:firstRow="1" w:lastRow="0" w:firstColumn="1" w:lastColumn="0" w:noHBand="0" w:noVBand="1"/>
       </w:tblPr>
@@ -2513,7 +2480,7 @@
   <w:sdt>
     <w:sdtPr>
       <w:rPr>
-        <w:rStyle w:val="Paginanummer"/>
+        <w:rStyle w:val="PageNumber"/>
       </w:rPr>
       <w:id w:val="591588536"/>
       <w:docPartObj>
@@ -2524,33 +2491,33 @@
     <w:sdtContent>
       <w:p>
         <w:pPr>
-          <w:pStyle w:val="Voettekst"/>
+          <w:pStyle w:val="Footer"/>
           <w:framePr w:wrap="none" w:vAnchor="text" w:hAnchor="margin" w:xAlign="right" w:y="1"/>
           <w:rPr>
-            <w:rStyle w:val="Paginanummer"/>
+            <w:rStyle w:val="PageNumber"/>
           </w:rPr>
         </w:pPr>
         <w:r>
           <w:rPr>
-            <w:rStyle w:val="Paginanummer"/>
+            <w:rStyle w:val="PageNumber"/>
           </w:rPr>
           <w:fldChar w:fldCharType="begin"/>
         </w:r>
         <w:r>
           <w:rPr>
-            <w:rStyle w:val="Paginanummer"/>
+            <w:rStyle w:val="PageNumber"/>
           </w:rPr>
           <w:instrText xml:space="preserve"> PAGE </w:instrText>
         </w:r>
         <w:r>
           <w:rPr>
-            <w:rStyle w:val="Paginanummer"/>
+            <w:rStyle w:val="PageNumber"/>
           </w:rPr>
           <w:fldChar w:fldCharType="separate"/>
         </w:r>
         <w:r>
           <w:rPr>
-            <w:rStyle w:val="Paginanummer"/>
+            <w:rStyle w:val="PageNumber"/>
           </w:rPr>
           <w:fldChar w:fldCharType="end"/>
         </w:r>
@@ -2559,7 +2526,7 @@
   </w:sdt>
   <w:p>
     <w:pPr>
-      <w:pStyle w:val="Voettekst"/>
+      <w:pStyle w:val="Footer"/>
       <w:ind w:right="360"/>
     </w:pPr>
   </w:p>
@@ -2571,7 +2538,7 @@
   <w:sdt>
     <w:sdtPr>
       <w:rPr>
-        <w:rStyle w:val="Paginanummer"/>
+        <w:rStyle w:val="PageNumber"/>
       </w:rPr>
       <w:id w:val="-1041199843"/>
       <w:docPartObj>
@@ -2582,40 +2549,40 @@
     <w:sdtContent>
       <w:p>
         <w:pPr>
-          <w:pStyle w:val="Voettekst"/>
+          <w:pStyle w:val="Footer"/>
           <w:framePr w:wrap="none" w:vAnchor="text" w:hAnchor="margin" w:xAlign="right" w:y="1"/>
           <w:rPr>
-            <w:rStyle w:val="Paginanummer"/>
+            <w:rStyle w:val="PageNumber"/>
           </w:rPr>
         </w:pPr>
         <w:r>
           <w:rPr>
-            <w:rStyle w:val="Paginanummer"/>
+            <w:rStyle w:val="PageNumber"/>
           </w:rPr>
           <w:fldChar w:fldCharType="begin"/>
         </w:r>
         <w:r>
           <w:rPr>
-            <w:rStyle w:val="Paginanummer"/>
+            <w:rStyle w:val="PageNumber"/>
           </w:rPr>
           <w:instrText xml:space="preserve"> PAGE </w:instrText>
         </w:r>
         <w:r>
           <w:rPr>
-            <w:rStyle w:val="Paginanummer"/>
+            <w:rStyle w:val="PageNumber"/>
           </w:rPr>
           <w:fldChar w:fldCharType="separate"/>
         </w:r>
         <w:r>
           <w:rPr>
-            <w:rStyle w:val="Paginanummer"/>
+            <w:rStyle w:val="PageNumber"/>
             <w:noProof/>
           </w:rPr>
           <w:t>1</w:t>
         </w:r>
         <w:r>
           <w:rPr>
-            <w:rStyle w:val="Paginanummer"/>
+            <w:rStyle w:val="PageNumber"/>
           </w:rPr>
           <w:fldChar w:fldCharType="end"/>
         </w:r>
@@ -2624,7 +2591,7 @@
   </w:sdt>
   <w:p>
     <w:pPr>
-      <w:pStyle w:val="Voettekst"/>
+      <w:pStyle w:val="Footer"/>
       <w:ind w:right="360"/>
     </w:pPr>
   </w:p>
@@ -3498,15 +3465,15 @@
     <w:lsdException w:name="Unresolved Mention" w:semiHidden="1" w:unhideWhenUsed="1"/>
     <w:lsdException w:name="Smart Link" w:semiHidden="1" w:unhideWhenUsed="1"/>
   </w:latentStyles>
-  <w:style w:type="paragraph" w:default="1" w:styleId="Standaard">
+  <w:style w:type="paragraph" w:default="1" w:styleId="Normal">
     <w:name w:val="Normal"/>
     <w:qFormat/>
   </w:style>
-  <w:style w:type="paragraph" w:styleId="Kop1">
+  <w:style w:type="paragraph" w:styleId="Heading1">
     <w:name w:val="heading 1"/>
-    <w:basedOn w:val="Standaard"/>
-    <w:next w:val="Standaard"/>
-    <w:link w:val="Kop1Char"/>
+    <w:basedOn w:val="Normal"/>
+    <w:next w:val="Normal"/>
+    <w:link w:val="Heading1Char"/>
     <w:uiPriority w:val="9"/>
     <w:qFormat/>
     <w:rsid w:val="008164C1"/>
@@ -3523,11 +3490,11 @@
       <w:szCs w:val="40"/>
     </w:rPr>
   </w:style>
-  <w:style w:type="paragraph" w:styleId="Kop2">
+  <w:style w:type="paragraph" w:styleId="Heading2">
     <w:name w:val="heading 2"/>
-    <w:basedOn w:val="Standaard"/>
-    <w:next w:val="Standaard"/>
-    <w:link w:val="Kop2Char"/>
+    <w:basedOn w:val="Normal"/>
+    <w:next w:val="Normal"/>
+    <w:link w:val="Heading2Char"/>
     <w:uiPriority w:val="9"/>
     <w:semiHidden/>
     <w:unhideWhenUsed/>
@@ -3546,11 +3513,11 @@
       <w:szCs w:val="32"/>
     </w:rPr>
   </w:style>
-  <w:style w:type="paragraph" w:styleId="Kop3">
+  <w:style w:type="paragraph" w:styleId="Heading3">
     <w:name w:val="heading 3"/>
-    <w:basedOn w:val="Standaard"/>
-    <w:next w:val="Standaard"/>
-    <w:link w:val="Kop3Char"/>
+    <w:basedOn w:val="Normal"/>
+    <w:next w:val="Normal"/>
+    <w:link w:val="Heading3Char"/>
     <w:uiPriority w:val="9"/>
     <w:semiHidden/>
     <w:unhideWhenUsed/>
@@ -3569,11 +3536,11 @@
       <w:szCs w:val="28"/>
     </w:rPr>
   </w:style>
-  <w:style w:type="paragraph" w:styleId="Kop4">
+  <w:style w:type="paragraph" w:styleId="Heading4">
     <w:name w:val="heading 4"/>
-    <w:basedOn w:val="Standaard"/>
-    <w:next w:val="Standaard"/>
-    <w:link w:val="Kop4Char"/>
+    <w:basedOn w:val="Normal"/>
+    <w:next w:val="Normal"/>
+    <w:link w:val="Heading4Char"/>
     <w:uiPriority w:val="9"/>
     <w:semiHidden/>
     <w:unhideWhenUsed/>
@@ -3592,11 +3559,11 @@
       <w:color w:val="0F4761" w:themeColor="accent1" w:themeShade="BF"/>
     </w:rPr>
   </w:style>
-  <w:style w:type="paragraph" w:styleId="Kop5">
+  <w:style w:type="paragraph" w:styleId="Heading5">
     <w:name w:val="heading 5"/>
-    <w:basedOn w:val="Standaard"/>
-    <w:next w:val="Standaard"/>
-    <w:link w:val="Kop5Char"/>
+    <w:basedOn w:val="Normal"/>
+    <w:next w:val="Normal"/>
+    <w:link w:val="Heading5Char"/>
     <w:uiPriority w:val="9"/>
     <w:semiHidden/>
     <w:unhideWhenUsed/>
@@ -3613,11 +3580,11 @@
       <w:color w:val="0F4761" w:themeColor="accent1" w:themeShade="BF"/>
     </w:rPr>
   </w:style>
-  <w:style w:type="paragraph" w:styleId="Kop6">
+  <w:style w:type="paragraph" w:styleId="Heading6">
     <w:name w:val="heading 6"/>
-    <w:basedOn w:val="Standaard"/>
-    <w:next w:val="Standaard"/>
-    <w:link w:val="Kop6Char"/>
+    <w:basedOn w:val="Normal"/>
+    <w:next w:val="Normal"/>
+    <w:link w:val="Heading6Char"/>
     <w:uiPriority w:val="9"/>
     <w:semiHidden/>
     <w:unhideWhenUsed/>
@@ -3636,11 +3603,11 @@
       <w:color w:val="595959" w:themeColor="text1" w:themeTint="A6"/>
     </w:rPr>
   </w:style>
-  <w:style w:type="paragraph" w:styleId="Kop7">
+  <w:style w:type="paragraph" w:styleId="Heading7">
     <w:name w:val="heading 7"/>
-    <w:basedOn w:val="Standaard"/>
-    <w:next w:val="Standaard"/>
-    <w:link w:val="Kop7Char"/>
+    <w:basedOn w:val="Normal"/>
+    <w:next w:val="Normal"/>
+    <w:link w:val="Heading7Char"/>
     <w:uiPriority w:val="9"/>
     <w:semiHidden/>
     <w:unhideWhenUsed/>
@@ -3657,11 +3624,11 @@
       <w:color w:val="595959" w:themeColor="text1" w:themeTint="A6"/>
     </w:rPr>
   </w:style>
-  <w:style w:type="paragraph" w:styleId="Kop8">
+  <w:style w:type="paragraph" w:styleId="Heading8">
     <w:name w:val="heading 8"/>
-    <w:basedOn w:val="Standaard"/>
-    <w:next w:val="Standaard"/>
-    <w:link w:val="Kop8Char"/>
+    <w:basedOn w:val="Normal"/>
+    <w:next w:val="Normal"/>
+    <w:link w:val="Heading8Char"/>
     <w:uiPriority w:val="9"/>
     <w:semiHidden/>
     <w:unhideWhenUsed/>
@@ -3680,11 +3647,11 @@
       <w:color w:val="272727" w:themeColor="text1" w:themeTint="D8"/>
     </w:rPr>
   </w:style>
-  <w:style w:type="paragraph" w:styleId="Kop9">
+  <w:style w:type="paragraph" w:styleId="Heading9">
     <w:name w:val="heading 9"/>
-    <w:basedOn w:val="Standaard"/>
-    <w:next w:val="Standaard"/>
-    <w:link w:val="Kop9Char"/>
+    <w:basedOn w:val="Normal"/>
+    <w:next w:val="Normal"/>
+    <w:link w:val="Heading9Char"/>
     <w:uiPriority w:val="9"/>
     <w:semiHidden/>
     <w:unhideWhenUsed/>
@@ -3701,13 +3668,13 @@
       <w:color w:val="272727" w:themeColor="text1" w:themeTint="D8"/>
     </w:rPr>
   </w:style>
-  <w:style w:type="character" w:default="1" w:styleId="Standaardalinea-lettertype">
+  <w:style w:type="character" w:default="1" w:styleId="DefaultParagraphFont">
     <w:name w:val="Default Paragraph Font"/>
     <w:uiPriority w:val="1"/>
     <w:semiHidden/>
     <w:unhideWhenUsed/>
   </w:style>
-  <w:style w:type="table" w:default="1" w:styleId="Standaardtabel">
+  <w:style w:type="table" w:default="1" w:styleId="TableNormal">
     <w:name w:val="Normal Table"/>
     <w:uiPriority w:val="99"/>
     <w:semiHidden/>
@@ -3722,16 +3689,16 @@
       </w:tblCellMar>
     </w:tblPr>
   </w:style>
-  <w:style w:type="numbering" w:default="1" w:styleId="Geenlijst">
+  <w:style w:type="numbering" w:default="1" w:styleId="NoList">
     <w:name w:val="No List"/>
     <w:uiPriority w:val="99"/>
     <w:semiHidden/>
     <w:unhideWhenUsed/>
   </w:style>
-  <w:style w:type="character" w:customStyle="1" w:styleId="Kop1Char">
-    <w:name w:val="Kop 1 Char"/>
-    <w:basedOn w:val="Standaardalinea-lettertype"/>
-    <w:link w:val="Kop1"/>
+  <w:style w:type="character" w:customStyle="1" w:styleId="Heading1Char">
+    <w:name w:val="Heading 1 Char"/>
+    <w:basedOn w:val="DefaultParagraphFont"/>
+    <w:link w:val="Heading1"/>
     <w:uiPriority w:val="9"/>
     <w:rsid w:val="008164C1"/>
     <w:rPr>
@@ -3741,10 +3708,10 @@
       <w:szCs w:val="40"/>
     </w:rPr>
   </w:style>
-  <w:style w:type="character" w:customStyle="1" w:styleId="Kop2Char">
-    <w:name w:val="Kop 2 Char"/>
-    <w:basedOn w:val="Standaardalinea-lettertype"/>
-    <w:link w:val="Kop2"/>
+  <w:style w:type="character" w:customStyle="1" w:styleId="Heading2Char">
+    <w:name w:val="Heading 2 Char"/>
+    <w:basedOn w:val="DefaultParagraphFont"/>
+    <w:link w:val="Heading2"/>
     <w:uiPriority w:val="9"/>
     <w:semiHidden/>
     <w:rsid w:val="008164C1"/>
@@ -3755,10 +3722,10 @@
       <w:szCs w:val="32"/>
     </w:rPr>
   </w:style>
-  <w:style w:type="character" w:customStyle="1" w:styleId="Kop3Char">
-    <w:name w:val="Kop 3 Char"/>
-    <w:basedOn w:val="Standaardalinea-lettertype"/>
-    <w:link w:val="Kop3"/>
+  <w:style w:type="character" w:customStyle="1" w:styleId="Heading3Char">
+    <w:name w:val="Heading 3 Char"/>
+    <w:basedOn w:val="DefaultParagraphFont"/>
+    <w:link w:val="Heading3"/>
     <w:uiPriority w:val="9"/>
     <w:semiHidden/>
     <w:rsid w:val="008164C1"/>
@@ -3769,10 +3736,10 @@
       <w:szCs w:val="28"/>
     </w:rPr>
   </w:style>
-  <w:style w:type="character" w:customStyle="1" w:styleId="Kop4Char">
-    <w:name w:val="Kop 4 Char"/>
-    <w:basedOn w:val="Standaardalinea-lettertype"/>
-    <w:link w:val="Kop4"/>
+  <w:style w:type="character" w:customStyle="1" w:styleId="Heading4Char">
+    <w:name w:val="Heading 4 Char"/>
+    <w:basedOn w:val="DefaultParagraphFont"/>
+    <w:link w:val="Heading4"/>
     <w:uiPriority w:val="9"/>
     <w:semiHidden/>
     <w:rsid w:val="008164C1"/>
@@ -3783,10 +3750,10 @@
       <w:color w:val="0F4761" w:themeColor="accent1" w:themeShade="BF"/>
     </w:rPr>
   </w:style>
-  <w:style w:type="character" w:customStyle="1" w:styleId="Kop5Char">
-    <w:name w:val="Kop 5 Char"/>
-    <w:basedOn w:val="Standaardalinea-lettertype"/>
-    <w:link w:val="Kop5"/>
+  <w:style w:type="character" w:customStyle="1" w:styleId="Heading5Char">
+    <w:name w:val="Heading 5 Char"/>
+    <w:basedOn w:val="DefaultParagraphFont"/>
+    <w:link w:val="Heading5"/>
     <w:uiPriority w:val="9"/>
     <w:semiHidden/>
     <w:rsid w:val="008164C1"/>
@@ -3795,10 +3762,10 @@
       <w:color w:val="0F4761" w:themeColor="accent1" w:themeShade="BF"/>
     </w:rPr>
   </w:style>
-  <w:style w:type="character" w:customStyle="1" w:styleId="Kop6Char">
-    <w:name w:val="Kop 6 Char"/>
-    <w:basedOn w:val="Standaardalinea-lettertype"/>
-    <w:link w:val="Kop6"/>
+  <w:style w:type="character" w:customStyle="1" w:styleId="Heading6Char">
+    <w:name w:val="Heading 6 Char"/>
+    <w:basedOn w:val="DefaultParagraphFont"/>
+    <w:link w:val="Heading6"/>
     <w:uiPriority w:val="9"/>
     <w:semiHidden/>
     <w:rsid w:val="008164C1"/>
@@ -3809,10 +3776,10 @@
       <w:color w:val="595959" w:themeColor="text1" w:themeTint="A6"/>
     </w:rPr>
   </w:style>
-  <w:style w:type="character" w:customStyle="1" w:styleId="Kop7Char">
-    <w:name w:val="Kop 7 Char"/>
-    <w:basedOn w:val="Standaardalinea-lettertype"/>
-    <w:link w:val="Kop7"/>
+  <w:style w:type="character" w:customStyle="1" w:styleId="Heading7Char">
+    <w:name w:val="Heading 7 Char"/>
+    <w:basedOn w:val="DefaultParagraphFont"/>
+    <w:link w:val="Heading7"/>
     <w:uiPriority w:val="9"/>
     <w:semiHidden/>
     <w:rsid w:val="008164C1"/>
@@ -3821,10 +3788,10 @@
       <w:color w:val="595959" w:themeColor="text1" w:themeTint="A6"/>
     </w:rPr>
   </w:style>
-  <w:style w:type="character" w:customStyle="1" w:styleId="Kop8Char">
-    <w:name w:val="Kop 8 Char"/>
-    <w:basedOn w:val="Standaardalinea-lettertype"/>
-    <w:link w:val="Kop8"/>
+  <w:style w:type="character" w:customStyle="1" w:styleId="Heading8Char">
+    <w:name w:val="Heading 8 Char"/>
+    <w:basedOn w:val="DefaultParagraphFont"/>
+    <w:link w:val="Heading8"/>
     <w:uiPriority w:val="9"/>
     <w:semiHidden/>
     <w:rsid w:val="008164C1"/>
@@ -3835,10 +3802,10 @@
       <w:color w:val="272727" w:themeColor="text1" w:themeTint="D8"/>
     </w:rPr>
   </w:style>
-  <w:style w:type="character" w:customStyle="1" w:styleId="Kop9Char">
-    <w:name w:val="Kop 9 Char"/>
-    <w:basedOn w:val="Standaardalinea-lettertype"/>
-    <w:link w:val="Kop9"/>
+  <w:style w:type="character" w:customStyle="1" w:styleId="Heading9Char">
+    <w:name w:val="Heading 9 Char"/>
+    <w:basedOn w:val="DefaultParagraphFont"/>
+    <w:link w:val="Heading9"/>
     <w:uiPriority w:val="9"/>
     <w:semiHidden/>
     <w:rsid w:val="008164C1"/>
@@ -3847,11 +3814,11 @@
       <w:color w:val="272727" w:themeColor="text1" w:themeTint="D8"/>
     </w:rPr>
   </w:style>
-  <w:style w:type="paragraph" w:styleId="Titel">
+  <w:style w:type="paragraph" w:styleId="Title">
     <w:name w:val="Title"/>
-    <w:basedOn w:val="Standaard"/>
-    <w:next w:val="Standaard"/>
-    <w:link w:val="TitelChar"/>
+    <w:basedOn w:val="Normal"/>
+    <w:next w:val="Normal"/>
+    <w:link w:val="TitleChar"/>
     <w:uiPriority w:val="10"/>
     <w:qFormat/>
     <w:rsid w:val="008164C1"/>
@@ -3867,10 +3834,10 @@
       <w:szCs w:val="56"/>
     </w:rPr>
   </w:style>
-  <w:style w:type="character" w:customStyle="1" w:styleId="TitelChar">
-    <w:name w:val="Titel Char"/>
-    <w:basedOn w:val="Standaardalinea-lettertype"/>
-    <w:link w:val="Titel"/>
+  <w:style w:type="character" w:customStyle="1" w:styleId="TitleChar">
+    <w:name w:val="Title Char"/>
+    <w:basedOn w:val="DefaultParagraphFont"/>
+    <w:link w:val="Title"/>
     <w:uiPriority w:val="10"/>
     <w:rsid w:val="008164C1"/>
     <w:rPr>
@@ -3881,11 +3848,11 @@
       <w:szCs w:val="56"/>
     </w:rPr>
   </w:style>
-  <w:style w:type="paragraph" w:styleId="Ondertitel">
+  <w:style w:type="paragraph" w:styleId="Subtitle">
     <w:name w:val="Subtitle"/>
-    <w:basedOn w:val="Standaard"/>
-    <w:next w:val="Standaard"/>
-    <w:link w:val="OndertitelChar"/>
+    <w:basedOn w:val="Normal"/>
+    <w:next w:val="Normal"/>
+    <w:link w:val="SubtitleChar"/>
     <w:uiPriority w:val="11"/>
     <w:qFormat/>
     <w:rsid w:val="008164C1"/>
@@ -3902,10 +3869,10 @@
       <w:szCs w:val="28"/>
     </w:rPr>
   </w:style>
-  <w:style w:type="character" w:customStyle="1" w:styleId="OndertitelChar">
-    <w:name w:val="Ondertitel Char"/>
-    <w:basedOn w:val="Standaardalinea-lettertype"/>
-    <w:link w:val="Ondertitel"/>
+  <w:style w:type="character" w:customStyle="1" w:styleId="SubtitleChar">
+    <w:name w:val="Subtitle Char"/>
+    <w:basedOn w:val="DefaultParagraphFont"/>
+    <w:link w:val="Subtitle"/>
     <w:uiPriority w:val="11"/>
     <w:rsid w:val="008164C1"/>
     <w:rPr>
@@ -3916,11 +3883,11 @@
       <w:szCs w:val="28"/>
     </w:rPr>
   </w:style>
-  <w:style w:type="paragraph" w:styleId="Citaat">
+  <w:style w:type="paragraph" w:styleId="Quote">
     <w:name w:val="Quote"/>
-    <w:basedOn w:val="Standaard"/>
-    <w:next w:val="Standaard"/>
-    <w:link w:val="CitaatChar"/>
+    <w:basedOn w:val="Normal"/>
+    <w:next w:val="Normal"/>
+    <w:link w:val="QuoteChar"/>
     <w:uiPriority w:val="29"/>
     <w:qFormat/>
     <w:rsid w:val="008164C1"/>
@@ -3934,10 +3901,10 @@
       <w:color w:val="404040" w:themeColor="text1" w:themeTint="BF"/>
     </w:rPr>
   </w:style>
-  <w:style w:type="character" w:customStyle="1" w:styleId="CitaatChar">
-    <w:name w:val="Citaat Char"/>
-    <w:basedOn w:val="Standaardalinea-lettertype"/>
-    <w:link w:val="Citaat"/>
+  <w:style w:type="character" w:customStyle="1" w:styleId="QuoteChar">
+    <w:name w:val="Quote Char"/>
+    <w:basedOn w:val="DefaultParagraphFont"/>
+    <w:link w:val="Quote"/>
     <w:uiPriority w:val="29"/>
     <w:rsid w:val="008164C1"/>
     <w:rPr>
@@ -3946,9 +3913,9 @@
       <w:color w:val="404040" w:themeColor="text1" w:themeTint="BF"/>
     </w:rPr>
   </w:style>
-  <w:style w:type="paragraph" w:styleId="Lijstalinea">
+  <w:style w:type="paragraph" w:styleId="ListParagraph">
     <w:name w:val="List Paragraph"/>
-    <w:basedOn w:val="Standaard"/>
+    <w:basedOn w:val="Normal"/>
     <w:uiPriority w:val="34"/>
     <w:qFormat/>
     <w:rsid w:val="008164C1"/>
@@ -3957,9 +3924,9 @@
       <w:contextualSpacing/>
     </w:pPr>
   </w:style>
-  <w:style w:type="character" w:styleId="Intensievebenadrukking">
+  <w:style w:type="character" w:styleId="IntenseEmphasis">
     <w:name w:val="Intense Emphasis"/>
-    <w:basedOn w:val="Standaardalinea-lettertype"/>
+    <w:basedOn w:val="DefaultParagraphFont"/>
     <w:uiPriority w:val="21"/>
     <w:qFormat/>
     <w:rsid w:val="008164C1"/>
@@ -3969,11 +3936,11 @@
       <w:color w:val="0F4761" w:themeColor="accent1" w:themeShade="BF"/>
     </w:rPr>
   </w:style>
-  <w:style w:type="paragraph" w:styleId="Duidelijkcitaat">
+  <w:style w:type="paragraph" w:styleId="IntenseQuote">
     <w:name w:val="Intense Quote"/>
-    <w:basedOn w:val="Standaard"/>
-    <w:next w:val="Standaard"/>
-    <w:link w:val="DuidelijkcitaatChar"/>
+    <w:basedOn w:val="Normal"/>
+    <w:next w:val="Normal"/>
+    <w:link w:val="IntenseQuoteChar"/>
     <w:uiPriority w:val="30"/>
     <w:qFormat/>
     <w:rsid w:val="008164C1"/>
@@ -3992,10 +3959,10 @@
       <w:color w:val="0F4761" w:themeColor="accent1" w:themeShade="BF"/>
     </w:rPr>
   </w:style>
-  <w:style w:type="character" w:customStyle="1" w:styleId="DuidelijkcitaatChar">
-    <w:name w:val="Duidelijk citaat Char"/>
-    <w:basedOn w:val="Standaardalinea-lettertype"/>
-    <w:link w:val="Duidelijkcitaat"/>
+  <w:style w:type="character" w:customStyle="1" w:styleId="IntenseQuoteChar">
+    <w:name w:val="Intense Quote Char"/>
+    <w:basedOn w:val="DefaultParagraphFont"/>
+    <w:link w:val="IntenseQuote"/>
     <w:uiPriority w:val="30"/>
     <w:rsid w:val="008164C1"/>
     <w:rPr>
@@ -4004,9 +3971,9 @@
       <w:color w:val="0F4761" w:themeColor="accent1" w:themeShade="BF"/>
     </w:rPr>
   </w:style>
-  <w:style w:type="character" w:styleId="Intensieveverwijzing">
+  <w:style w:type="character" w:styleId="IntenseReference">
     <w:name w:val="Intense Reference"/>
-    <w:basedOn w:val="Standaardalinea-lettertype"/>
+    <w:basedOn w:val="DefaultParagraphFont"/>
     <w:uiPriority w:val="32"/>
     <w:qFormat/>
     <w:rsid w:val="008164C1"/>
@@ -4020,7 +3987,7 @@
   </w:style>
   <w:style w:type="character" w:styleId="Hyperlink">
     <w:name w:val="Hyperlink"/>
-    <w:basedOn w:val="Standaardalinea-lettertype"/>
+    <w:basedOn w:val="DefaultParagraphFont"/>
     <w:uiPriority w:val="99"/>
     <w:unhideWhenUsed/>
     <w:rsid w:val="00A21A69"/>
@@ -4029,9 +3996,9 @@
       <w:u w:val="single"/>
     </w:rPr>
   </w:style>
-  <w:style w:type="character" w:styleId="Onopgelostemelding">
+  <w:style w:type="character" w:styleId="UnresolvedMention">
     <w:name w:val="Unresolved Mention"/>
-    <w:basedOn w:val="Standaardalinea-lettertype"/>
+    <w:basedOn w:val="DefaultParagraphFont"/>
     <w:uiPriority w:val="99"/>
     <w:semiHidden/>
     <w:unhideWhenUsed/>
@@ -4041,9 +4008,9 @@
       <w:shd w:val="clear" w:color="auto" w:fill="E1DFDD"/>
     </w:rPr>
   </w:style>
-  <w:style w:type="table" w:styleId="Tabelraster">
+  <w:style w:type="table" w:styleId="TableGrid">
     <w:name w:val="Table Grid"/>
-    <w:basedOn w:val="Standaardtabel"/>
+    <w:basedOn w:val="TableNormal"/>
     <w:uiPriority w:val="39"/>
     <w:rsid w:val="008B68B2"/>
     <w:pPr>
@@ -4060,9 +4027,9 @@
       </w:tblBorders>
     </w:tblPr>
   </w:style>
-  <w:style w:type="table" w:styleId="Tabelrasterlicht">
+  <w:style w:type="table" w:styleId="TableGridLight">
     <w:name w:val="Grid Table Light"/>
-    <w:basedOn w:val="Standaardtabel"/>
+    <w:basedOn w:val="TableNormal"/>
     <w:uiPriority w:val="40"/>
     <w:rsid w:val="008B68B2"/>
     <w:pPr>
@@ -4081,8 +4048,8 @@
   </w:style>
   <w:style w:type="paragraph" w:customStyle="1" w:styleId="Style3">
     <w:name w:val="Style3"/>
-    <w:basedOn w:val="Kop2"/>
-    <w:next w:val="Standaard"/>
+    <w:basedOn w:val="Heading2"/>
+    <w:next w:val="Normal"/>
     <w:qFormat/>
     <w:rsid w:val="001A2916"/>
     <w:rPr>
@@ -4091,10 +4058,10 @@
       <w:lang w:val="nl-NL"/>
     </w:rPr>
   </w:style>
-  <w:style w:type="paragraph" w:styleId="Voettekst">
+  <w:style w:type="paragraph" w:styleId="Footer">
     <w:name w:val="footer"/>
-    <w:basedOn w:val="Standaard"/>
-    <w:link w:val="VoettekstChar"/>
+    <w:basedOn w:val="Normal"/>
+    <w:link w:val="FooterChar"/>
     <w:uiPriority w:val="99"/>
     <w:unhideWhenUsed/>
     <w:rsid w:val="00061E4D"/>
@@ -4106,25 +4073,25 @@
       <w:spacing w:after="0" w:line="240" w:lineRule="auto"/>
     </w:pPr>
   </w:style>
-  <w:style w:type="character" w:customStyle="1" w:styleId="VoettekstChar">
-    <w:name w:val="Voettekst Char"/>
-    <w:basedOn w:val="Standaardalinea-lettertype"/>
-    <w:link w:val="Voettekst"/>
+  <w:style w:type="character" w:customStyle="1" w:styleId="FooterChar">
+    <w:name w:val="Footer Char"/>
+    <w:basedOn w:val="DefaultParagraphFont"/>
+    <w:link w:val="Footer"/>
     <w:uiPriority w:val="99"/>
     <w:rsid w:val="00061E4D"/>
   </w:style>
-  <w:style w:type="character" w:styleId="Paginanummer">
+  <w:style w:type="character" w:styleId="PageNumber">
     <w:name w:val="page number"/>
-    <w:basedOn w:val="Standaardalinea-lettertype"/>
+    <w:basedOn w:val="DefaultParagraphFont"/>
     <w:uiPriority w:val="99"/>
     <w:semiHidden/>
     <w:unhideWhenUsed/>
     <w:rsid w:val="00061E4D"/>
   </w:style>
-  <w:style w:type="paragraph" w:styleId="Kopvaninhoudsopgave">
+  <w:style w:type="paragraph" w:styleId="TOCHeading">
     <w:name w:val="TOC Heading"/>
-    <w:basedOn w:val="Kop1"/>
-    <w:next w:val="Standaard"/>
+    <w:basedOn w:val="Heading1"/>
+    <w:next w:val="Normal"/>
     <w:uiPriority w:val="39"/>
     <w:unhideWhenUsed/>
     <w:qFormat/>
@@ -4142,10 +4109,10 @@
       <w14:ligatures w14:val="none"/>
     </w:rPr>
   </w:style>
-  <w:style w:type="paragraph" w:styleId="Inhopg1">
+  <w:style w:type="paragraph" w:styleId="TOC1">
     <w:name w:val="toc 1"/>
-    <w:basedOn w:val="Standaard"/>
-    <w:next w:val="Standaard"/>
+    <w:basedOn w:val="Normal"/>
+    <w:next w:val="Normal"/>
     <w:autoRedefine/>
     <w:uiPriority w:val="39"/>
     <w:unhideWhenUsed/>
@@ -4160,10 +4127,10 @@
       <w:iCs/>
     </w:rPr>
   </w:style>
-  <w:style w:type="paragraph" w:styleId="Inhopg2">
+  <w:style w:type="paragraph" w:styleId="TOC2">
     <w:name w:val="toc 2"/>
-    <w:basedOn w:val="Standaard"/>
-    <w:next w:val="Standaard"/>
+    <w:basedOn w:val="Normal"/>
+    <w:next w:val="Normal"/>
     <w:autoRedefine/>
     <w:uiPriority w:val="39"/>
     <w:semiHidden/>
@@ -4180,10 +4147,10 @@
       <w:szCs w:val="22"/>
     </w:rPr>
   </w:style>
-  <w:style w:type="paragraph" w:styleId="Inhopg3">
+  <w:style w:type="paragraph" w:styleId="TOC3">
     <w:name w:val="toc 3"/>
-    <w:basedOn w:val="Standaard"/>
-    <w:next w:val="Standaard"/>
+    <w:basedOn w:val="Normal"/>
+    <w:next w:val="Normal"/>
     <w:autoRedefine/>
     <w:uiPriority w:val="39"/>
     <w:semiHidden/>
@@ -4198,10 +4165,10 @@
       <w:szCs w:val="20"/>
     </w:rPr>
   </w:style>
-  <w:style w:type="paragraph" w:styleId="Inhopg4">
+  <w:style w:type="paragraph" w:styleId="TOC4">
     <w:name w:val="toc 4"/>
-    <w:basedOn w:val="Standaard"/>
-    <w:next w:val="Standaard"/>
+    <w:basedOn w:val="Normal"/>
+    <w:next w:val="Normal"/>
     <w:autoRedefine/>
     <w:uiPriority w:val="39"/>
     <w:semiHidden/>
@@ -4216,10 +4183,10 @@
       <w:szCs w:val="20"/>
     </w:rPr>
   </w:style>
-  <w:style w:type="paragraph" w:styleId="Inhopg5">
+  <w:style w:type="paragraph" w:styleId="TOC5">
     <w:name w:val="toc 5"/>
-    <w:basedOn w:val="Standaard"/>
-    <w:next w:val="Standaard"/>
+    <w:basedOn w:val="Normal"/>
+    <w:next w:val="Normal"/>
     <w:autoRedefine/>
     <w:uiPriority w:val="39"/>
     <w:semiHidden/>
@@ -4234,10 +4201,10 @@
       <w:szCs w:val="20"/>
     </w:rPr>
   </w:style>
-  <w:style w:type="paragraph" w:styleId="Inhopg6">
+  <w:style w:type="paragraph" w:styleId="TOC6">
     <w:name w:val="toc 6"/>
-    <w:basedOn w:val="Standaard"/>
-    <w:next w:val="Standaard"/>
+    <w:basedOn w:val="Normal"/>
+    <w:next w:val="Normal"/>
     <w:autoRedefine/>
     <w:uiPriority w:val="39"/>
     <w:semiHidden/>
@@ -4252,10 +4219,10 @@
       <w:szCs w:val="20"/>
     </w:rPr>
   </w:style>
-  <w:style w:type="paragraph" w:styleId="Inhopg7">
+  <w:style w:type="paragraph" w:styleId="TOC7">
     <w:name w:val="toc 7"/>
-    <w:basedOn w:val="Standaard"/>
-    <w:next w:val="Standaard"/>
+    <w:basedOn w:val="Normal"/>
+    <w:next w:val="Normal"/>
     <w:autoRedefine/>
     <w:uiPriority w:val="39"/>
     <w:semiHidden/>
@@ -4270,10 +4237,10 @@
       <w:szCs w:val="20"/>
     </w:rPr>
   </w:style>
-  <w:style w:type="paragraph" w:styleId="Inhopg8">
+  <w:style w:type="paragraph" w:styleId="TOC8">
     <w:name w:val="toc 8"/>
-    <w:basedOn w:val="Standaard"/>
-    <w:next w:val="Standaard"/>
+    <w:basedOn w:val="Normal"/>
+    <w:next w:val="Normal"/>
     <w:autoRedefine/>
     <w:uiPriority w:val="39"/>
     <w:semiHidden/>
@@ -4288,10 +4255,10 @@
       <w:szCs w:val="20"/>
     </w:rPr>
   </w:style>
-  <w:style w:type="paragraph" w:styleId="Inhopg9">
+  <w:style w:type="paragraph" w:styleId="TOC9">
     <w:name w:val="toc 9"/>
-    <w:basedOn w:val="Standaard"/>
-    <w:next w:val="Standaard"/>
+    <w:basedOn w:val="Normal"/>
+    <w:next w:val="Normal"/>
     <w:autoRedefine/>
     <w:uiPriority w:val="39"/>
     <w:semiHidden/>
